--- a/10_Fakhira Zahrany_Data Warehouse_2025/JOBSHEET4/Report Jobsheet 4/Jobsheet 4 - Datawarehouse Multi Resource.docx
+++ b/10_Fakhira Zahrany_Data Warehouse_2025/JOBSHEET4/Report Jobsheet 4/Jobsheet 4 - Datawarehouse Multi Resource.docx
@@ -76,7 +76,7 @@
           <w:ilvl w:val="0"/>
           <w:numId w:val="2"/>
         </w:numPr>
-        <w:ind w:left="567" w:hanging="207"/>
+        <w:ind w:left="-142" w:hanging="207"/>
       </w:pPr>
       <w:r>
         <w:rPr>
@@ -105,7 +105,7 @@
     <w:p>
       <w:pPr>
         <w:pStyle w:val="ListParagraph"/>
-        <w:ind w:left="567" w:firstLine="153"/>
+        <w:ind w:left="-142" w:firstLine="153"/>
       </w:pPr>
       <w:proofErr w:type="spellStart"/>
       <w:r>
@@ -243,7 +243,7 @@
           <w:ilvl w:val="0"/>
           <w:numId w:val="2"/>
         </w:numPr>
-        <w:ind w:left="567" w:hanging="207"/>
+        <w:ind w:left="-142" w:hanging="207"/>
       </w:pPr>
       <w:r>
         <w:rPr>
@@ -256,7 +256,7 @@
     <w:p>
       <w:pPr>
         <w:pStyle w:val="ListParagraph"/>
-        <w:ind w:left="567" w:firstLine="153"/>
+        <w:ind w:left="-142" w:firstLine="153"/>
       </w:pPr>
       <w:r>
         <w:t xml:space="preserve">Pak </w:t>
@@ -661,7 +661,7 @@
           <w:ilvl w:val="0"/>
           <w:numId w:val="4"/>
         </w:numPr>
-        <w:ind w:left="851" w:hanging="218"/>
+        <w:ind w:left="142" w:hanging="218"/>
       </w:pPr>
       <w:r>
         <w:t xml:space="preserve">Toko </w:t>
@@ -693,7 +693,7 @@
           <w:ilvl w:val="0"/>
           <w:numId w:val="4"/>
         </w:numPr>
-        <w:ind w:left="851" w:hanging="218"/>
+        <w:ind w:left="142" w:hanging="218"/>
       </w:pPr>
       <w:r>
         <w:t xml:space="preserve">Toko </w:t>
@@ -725,7 +725,7 @@
           <w:ilvl w:val="0"/>
           <w:numId w:val="4"/>
         </w:numPr>
-        <w:ind w:left="851" w:hanging="218"/>
+        <w:ind w:left="142" w:hanging="218"/>
       </w:pPr>
       <w:r>
         <w:t xml:space="preserve">Toko </w:t>
@@ -752,8 +752,9 @@
         <w:pStyle w:val="ListParagraph"/>
         <w:numPr>
           <w:ilvl w:val="0"/>
-          <w:numId w:val="6"/>
+          <w:numId w:val="13"/>
         </w:numPr>
+        <w:ind w:left="284"/>
       </w:pPr>
       <w:proofErr w:type="spellStart"/>
       <w:r>
@@ -783,6 +784,7 @@
           <w:ilvl w:val="0"/>
           <w:numId w:val="7"/>
         </w:numPr>
+        <w:ind w:left="567"/>
       </w:pPr>
       <w:proofErr w:type="spellStart"/>
       <w:r>
@@ -885,7 +887,7 @@
       <w:tblPr>
         <w:tblStyle w:val="TableGrid"/>
         <w:tblW w:w="8312" w:type="dxa"/>
-        <w:tblInd w:w="1271" w:type="dxa"/>
+        <w:tblInd w:w="562" w:type="dxa"/>
         <w:tblLook w:val="04A0" w:firstRow="1" w:lastRow="0" w:firstColumn="1" w:lastColumn="0" w:noHBand="0" w:noVBand="1"/>
       </w:tblPr>
       <w:tblGrid>
@@ -897,6 +899,9 @@
             <w:tcW w:w="8312" w:type="dxa"/>
           </w:tcPr>
           <w:p>
+            <w:pPr>
+              <w:ind w:left="567"/>
+            </w:pPr>
             <w:r>
               <w:t xml:space="preserve">CREATE DATABASES </w:t>
             </w:r>
@@ -910,6 +915,9 @@
             </w:r>
           </w:p>
           <w:p>
+            <w:pPr>
+              <w:ind w:left="567"/>
+            </w:pPr>
             <w:r>
               <w:t xml:space="preserve">use </w:t>
             </w:r>
@@ -928,10 +936,59 @@
     <w:p>
       <w:pPr>
         <w:pStyle w:val="ListParagraph"/>
+        <w:ind w:left="567"/>
+      </w:pPr>
+      <w:r>
+        <w:drawing>
+          <wp:inline distT="0" distB="0" distL="0" distR="0" wp14:anchorId="5F316D8C" wp14:editId="11367303">
+            <wp:extent cx="4686669" cy="1123950"/>
+            <wp:effectExtent l="19050" t="19050" r="19050" b="19050"/>
+            <wp:docPr id="1781153128" name="Picture 1"/>
+            <wp:cNvGraphicFramePr>
+              <a:graphicFrameLocks xmlns:a="http://schemas.openxmlformats.org/drawingml/2006/main" noChangeAspect="1"/>
+            </wp:cNvGraphicFramePr>
+            <a:graphic xmlns:a="http://schemas.openxmlformats.org/drawingml/2006/main">
+              <a:graphicData uri="http://schemas.openxmlformats.org/drawingml/2006/picture">
+                <pic:pic xmlns:pic="http://schemas.openxmlformats.org/drawingml/2006/picture">
+                  <pic:nvPicPr>
+                    <pic:cNvPr id="1781153128" name=""/>
+                    <pic:cNvPicPr/>
+                  </pic:nvPicPr>
+                  <pic:blipFill>
+                    <a:blip r:embed="rId9"/>
+                    <a:stretch>
+                      <a:fillRect/>
+                    </a:stretch>
+                  </pic:blipFill>
+                  <pic:spPr>
+                    <a:xfrm>
+                      <a:off x="0" y="0"/>
+                      <a:ext cx="4721399" cy="1132279"/>
+                    </a:xfrm>
+                    <a:prstGeom prst="rect">
+                      <a:avLst/>
+                    </a:prstGeom>
+                    <a:ln>
+                      <a:solidFill>
+                        <a:schemeClr val="tx1"/>
+                      </a:solidFill>
+                    </a:ln>
+                  </pic:spPr>
+                </pic:pic>
+              </a:graphicData>
+            </a:graphic>
+          </wp:inline>
+        </w:drawing>
+      </w:r>
+    </w:p>
+    <w:p>
+      <w:pPr>
+        <w:pStyle w:val="ListParagraph"/>
         <w:numPr>
           <w:ilvl w:val="0"/>
           <w:numId w:val="7"/>
         </w:numPr>
+        <w:ind w:left="567"/>
       </w:pPr>
       <w:proofErr w:type="spellStart"/>
       <w:r>
@@ -1057,7 +1114,7 @@
       <w:tblPr>
         <w:tblStyle w:val="TableGrid"/>
         <w:tblW w:w="0" w:type="auto"/>
-        <w:tblInd w:w="1287" w:type="dxa"/>
+        <w:tblInd w:w="562" w:type="dxa"/>
         <w:tblLook w:val="04A0" w:firstRow="1" w:lastRow="0" w:firstColumn="1" w:lastColumn="0" w:noHBand="0" w:noVBand="1"/>
       </w:tblPr>
       <w:tblGrid>
@@ -1069,56 +1126,81 @@
             <w:tcW w:w="7729" w:type="dxa"/>
           </w:tcPr>
           <w:p>
+            <w:pPr>
+              <w:ind w:left="567"/>
+            </w:pPr>
             <w:r>
               <w:t xml:space="preserve">CREATE TABLE </w:t>
             </w:r>
             <w:proofErr w:type="spellStart"/>
-            <w:proofErr w:type="gramStart"/>
             <w:r>
               <w:t>dimDate</w:t>
             </w:r>
             <w:proofErr w:type="spellEnd"/>
             <w:r>
-              <w:t>(</w:t>
-            </w:r>
-            <w:proofErr w:type="gramEnd"/>
+              <w:t xml:space="preserve"> (</w:t>
+            </w:r>
           </w:p>
           <w:p>
+            <w:pPr>
+              <w:ind w:left="567"/>
+            </w:pPr>
+            <w:r>
+              <w:t xml:space="preserve">    </w:t>
+            </w:r>
             <w:proofErr w:type="spellStart"/>
             <w:r>
               <w:t>id_dimDate</w:t>
             </w:r>
             <w:proofErr w:type="spellEnd"/>
             <w:r>
-              <w:t xml:space="preserve"> int not null AUTO_INCREMENT PRIMARY KEY</w:t>
+              <w:t xml:space="preserve"> INT NOT NULL AUTO_INCREMENT PRIMARY KEY,</w:t>
             </w:r>
           </w:p>
           <w:p>
-            <w:r>
-              <w:t xml:space="preserve">date </w:t>
+            <w:pPr>
+              <w:ind w:left="567"/>
+            </w:pPr>
+            <w:r>
+              <w:t xml:space="preserve">    </w:t>
             </w:r>
             <w:proofErr w:type="spellStart"/>
             <w:r>
-              <w:t>date</w:t>
+              <w:t>full_date</w:t>
             </w:r>
             <w:proofErr w:type="spellEnd"/>
+            <w:r>
+              <w:t xml:space="preserve"> DATE NOT NULL,</w:t>
+            </w:r>
           </w:p>
           <w:p>
-            <w:r>
-              <w:t>year int</w:t>
+            <w:pPr>
+              <w:ind w:left="567"/>
+            </w:pPr>
+            <w:r>
+              <w:t xml:space="preserve">    year INT NOT NULL,</w:t>
             </w:r>
           </w:p>
           <w:p>
-            <w:r>
-              <w:t>month int</w:t>
+            <w:pPr>
+              <w:ind w:left="567"/>
+            </w:pPr>
+            <w:r>
+              <w:t xml:space="preserve">    month INT NOT NULL,</w:t>
             </w:r>
           </w:p>
           <w:p>
-            <w:r>
-              <w:t>day int</w:t>
+            <w:pPr>
+              <w:ind w:left="567"/>
+            </w:pPr>
+            <w:r>
+              <w:t xml:space="preserve">    day INT NOT NULL</w:t>
             </w:r>
           </w:p>
           <w:p>
+            <w:pPr>
+              <w:ind w:left="567"/>
+            </w:pPr>
             <w:r>
               <w:t>);</w:t>
             </w:r>
@@ -1132,162 +1214,211 @@
         <w:ind w:left="1287" w:firstLine="153"/>
       </w:pPr>
       <w:r>
-        <w:t xml:space="preserve">Pada </w:t>
-      </w:r>
-      <w:proofErr w:type="spellStart"/>
-      <w:r>
-        <w:t>tahapan</w:t>
-      </w:r>
-      <w:proofErr w:type="spellEnd"/>
-      <w:r>
-        <w:t xml:space="preserve"> </w:t>
-      </w:r>
-      <w:proofErr w:type="spellStart"/>
-      <w:r>
-        <w:t>selanjutnya</w:t>
-      </w:r>
-      <w:proofErr w:type="spellEnd"/>
-      <w:r>
-        <w:t xml:space="preserve">, </w:t>
-      </w:r>
-      <w:proofErr w:type="spellStart"/>
-      <w:r>
-        <w:t>untuk</w:t>
-      </w:r>
-      <w:proofErr w:type="spellEnd"/>
-      <w:r>
-        <w:t xml:space="preserve"> </w:t>
-      </w:r>
-      <w:proofErr w:type="spellStart"/>
-      <w:r>
-        <w:t>membuat</w:t>
-      </w:r>
-      <w:proofErr w:type="spellEnd"/>
-      <w:r>
-        <w:t xml:space="preserve"> </w:t>
-      </w:r>
-      <w:proofErr w:type="spellStart"/>
-      <w:r>
-        <w:t>tabel</w:t>
-      </w:r>
-      <w:proofErr w:type="spellEnd"/>
-      <w:r>
-        <w:t xml:space="preserve"> </w:t>
-      </w:r>
-      <w:proofErr w:type="spellStart"/>
-      <w:r>
-        <w:t>dimensi</w:t>
-      </w:r>
-      <w:proofErr w:type="spellEnd"/>
-      <w:r>
-        <w:t xml:space="preserve"> </w:t>
-      </w:r>
-      <w:proofErr w:type="spellStart"/>
-      <w:proofErr w:type="gramStart"/>
-      <w:r>
-        <w:t>dimDate</w:t>
-      </w:r>
-      <w:proofErr w:type="spellEnd"/>
-      <w:r>
-        <w:t xml:space="preserve"> ,</w:t>
-      </w:r>
-      <w:proofErr w:type="gramEnd"/>
-      <w:r>
-        <w:t xml:space="preserve"> </w:t>
-      </w:r>
-      <w:proofErr w:type="spellStart"/>
-      <w:r>
-        <w:t>maka</w:t>
-      </w:r>
-      <w:proofErr w:type="spellEnd"/>
-      <w:r>
-        <w:t xml:space="preserve"> </w:t>
-      </w:r>
-      <w:proofErr w:type="spellStart"/>
-      <w:r>
-        <w:t>diperlukan</w:t>
-      </w:r>
-      <w:proofErr w:type="spellEnd"/>
-      <w:r>
-        <w:t xml:space="preserve"> generate data </w:t>
-      </w:r>
-      <w:proofErr w:type="spellStart"/>
-      <w:r>
-        <w:t>tanggal</w:t>
-      </w:r>
-      <w:proofErr w:type="spellEnd"/>
-      <w:r>
-        <w:t xml:space="preserve">. Data </w:t>
-      </w:r>
-      <w:proofErr w:type="spellStart"/>
-      <w:r>
-        <w:t>tanggal</w:t>
-      </w:r>
-      <w:proofErr w:type="spellEnd"/>
-      <w:r>
-        <w:t xml:space="preserve"> yang </w:t>
-      </w:r>
-      <w:proofErr w:type="spellStart"/>
-      <w:r>
-        <w:t>disiapkan</w:t>
-      </w:r>
-      <w:proofErr w:type="spellEnd"/>
-      <w:r>
-        <w:t xml:space="preserve"> pada </w:t>
-      </w:r>
-      <w:proofErr w:type="spellStart"/>
-      <w:r>
-        <w:t>tabel</w:t>
-      </w:r>
-      <w:proofErr w:type="spellEnd"/>
-      <w:r>
-        <w:t xml:space="preserve"> </w:t>
-      </w:r>
-      <w:proofErr w:type="spellStart"/>
-      <w:r>
-        <w:t>dimDate</w:t>
-      </w:r>
-      <w:proofErr w:type="spellEnd"/>
-      <w:r>
-        <w:t xml:space="preserve"> </w:t>
-      </w:r>
-      <w:proofErr w:type="spellStart"/>
-      <w:r>
-        <w:t>menyesuaikan</w:t>
-      </w:r>
-      <w:proofErr w:type="spellEnd"/>
-      <w:r>
-        <w:t xml:space="preserve"> </w:t>
-      </w:r>
-      <w:proofErr w:type="spellStart"/>
-      <w:r>
-        <w:t>dengan</w:t>
-      </w:r>
-      <w:proofErr w:type="spellEnd"/>
-      <w:r>
-        <w:t xml:space="preserve"> proses </w:t>
-      </w:r>
-      <w:proofErr w:type="spellStart"/>
-      <w:r>
-        <w:t>bisnis</w:t>
-      </w:r>
-      <w:proofErr w:type="spellEnd"/>
-      <w:r>
-        <w:t xml:space="preserve"> yang </w:t>
-      </w:r>
-      <w:proofErr w:type="spellStart"/>
-      <w:r>
-        <w:t>berjalan</w:t>
-      </w:r>
-      <w:proofErr w:type="spellEnd"/>
-      <w:r>
-        <w:t xml:space="preserve">. </w:t>
+        <w:lastRenderedPageBreak/>
+        <w:drawing>
+          <wp:inline distT="0" distB="0" distL="0" distR="0" wp14:anchorId="5102833E" wp14:editId="78F67F25">
+            <wp:extent cx="4729882" cy="2370667"/>
+            <wp:effectExtent l="19050" t="19050" r="13970" b="10795"/>
+            <wp:docPr id="637722094" name="Picture 1"/>
+            <wp:cNvGraphicFramePr>
+              <a:graphicFrameLocks xmlns:a="http://schemas.openxmlformats.org/drawingml/2006/main" noChangeAspect="1"/>
+            </wp:cNvGraphicFramePr>
+            <a:graphic xmlns:a="http://schemas.openxmlformats.org/drawingml/2006/main">
+              <a:graphicData uri="http://schemas.openxmlformats.org/drawingml/2006/picture">
+                <pic:pic xmlns:pic="http://schemas.openxmlformats.org/drawingml/2006/picture">
+                  <pic:nvPicPr>
+                    <pic:cNvPr id="637722094" name=""/>
+                    <pic:cNvPicPr/>
+                  </pic:nvPicPr>
+                  <pic:blipFill>
+                    <a:blip r:embed="rId10"/>
+                    <a:stretch>
+                      <a:fillRect/>
+                    </a:stretch>
+                  </pic:blipFill>
+                  <pic:spPr>
+                    <a:xfrm>
+                      <a:off x="0" y="0"/>
+                      <a:ext cx="4739813" cy="2375644"/>
+                    </a:xfrm>
+                    <a:prstGeom prst="rect">
+                      <a:avLst/>
+                    </a:prstGeom>
+                    <a:ln>
+                      <a:solidFill>
+                        <a:schemeClr val="tx1"/>
+                      </a:solidFill>
+                    </a:ln>
+                  </pic:spPr>
+                </pic:pic>
+              </a:graphicData>
+            </a:graphic>
+          </wp:inline>
+        </w:drawing>
       </w:r>
     </w:p>
     <w:p>
       <w:pPr>
         <w:pStyle w:val="ListParagraph"/>
-        <w:ind w:left="1287" w:firstLine="153"/>
+        <w:ind w:left="567" w:firstLine="153"/>
+      </w:pPr>
+      <w:r>
+        <w:t xml:space="preserve">Pada </w:t>
+      </w:r>
+      <w:proofErr w:type="spellStart"/>
+      <w:r>
+        <w:t>tahapan</w:t>
+      </w:r>
+      <w:proofErr w:type="spellEnd"/>
+      <w:r>
+        <w:t xml:space="preserve"> </w:t>
+      </w:r>
+      <w:proofErr w:type="spellStart"/>
+      <w:r>
+        <w:t>selanjutnya</w:t>
+      </w:r>
+      <w:proofErr w:type="spellEnd"/>
+      <w:r>
+        <w:t xml:space="preserve">, </w:t>
+      </w:r>
+      <w:proofErr w:type="spellStart"/>
+      <w:r>
+        <w:t>untuk</w:t>
+      </w:r>
+      <w:proofErr w:type="spellEnd"/>
+      <w:r>
+        <w:t xml:space="preserve"> </w:t>
+      </w:r>
+      <w:proofErr w:type="spellStart"/>
+      <w:r>
+        <w:t>membuat</w:t>
+      </w:r>
+      <w:proofErr w:type="spellEnd"/>
+      <w:r>
+        <w:t xml:space="preserve"> </w:t>
+      </w:r>
+      <w:proofErr w:type="spellStart"/>
+      <w:r>
+        <w:t>tabel</w:t>
+      </w:r>
+      <w:proofErr w:type="spellEnd"/>
+      <w:r>
+        <w:t xml:space="preserve"> </w:t>
+      </w:r>
+      <w:proofErr w:type="spellStart"/>
+      <w:r>
+        <w:t>dimensi</w:t>
+      </w:r>
+      <w:proofErr w:type="spellEnd"/>
+      <w:r>
+        <w:t xml:space="preserve"> </w:t>
+      </w:r>
+      <w:proofErr w:type="spellStart"/>
+      <w:proofErr w:type="gramStart"/>
+      <w:r>
+        <w:t>dimDate</w:t>
+      </w:r>
+      <w:proofErr w:type="spellEnd"/>
+      <w:r>
+        <w:t xml:space="preserve"> ,</w:t>
+      </w:r>
+      <w:proofErr w:type="gramEnd"/>
+      <w:r>
+        <w:t xml:space="preserve"> </w:t>
+      </w:r>
+      <w:proofErr w:type="spellStart"/>
+      <w:r>
+        <w:t>maka</w:t>
+      </w:r>
+      <w:proofErr w:type="spellEnd"/>
+      <w:r>
+        <w:t xml:space="preserve"> </w:t>
+      </w:r>
+      <w:proofErr w:type="spellStart"/>
+      <w:r>
+        <w:t>diperlukan</w:t>
+      </w:r>
+      <w:proofErr w:type="spellEnd"/>
+      <w:r>
+        <w:t xml:space="preserve"> generate data </w:t>
+      </w:r>
+      <w:proofErr w:type="spellStart"/>
+      <w:r>
+        <w:t>tanggal</w:t>
+      </w:r>
+      <w:proofErr w:type="spellEnd"/>
+      <w:r>
+        <w:t xml:space="preserve">. Data </w:t>
+      </w:r>
+      <w:proofErr w:type="spellStart"/>
+      <w:r>
+        <w:t>tanggal</w:t>
+      </w:r>
+      <w:proofErr w:type="spellEnd"/>
+      <w:r>
+        <w:t xml:space="preserve"> yang </w:t>
+      </w:r>
+      <w:proofErr w:type="spellStart"/>
+      <w:r>
+        <w:t>disiapkan</w:t>
+      </w:r>
+      <w:proofErr w:type="spellEnd"/>
+      <w:r>
+        <w:t xml:space="preserve"> pada </w:t>
+      </w:r>
+      <w:proofErr w:type="spellStart"/>
+      <w:r>
+        <w:t>tabel</w:t>
+      </w:r>
+      <w:proofErr w:type="spellEnd"/>
+      <w:r>
+        <w:t xml:space="preserve"> </w:t>
+      </w:r>
+      <w:proofErr w:type="spellStart"/>
+      <w:r>
+        <w:t>dimDate</w:t>
+      </w:r>
+      <w:proofErr w:type="spellEnd"/>
+      <w:r>
+        <w:t xml:space="preserve"> </w:t>
+      </w:r>
+      <w:proofErr w:type="spellStart"/>
+      <w:r>
+        <w:t>menyesuaikan</w:t>
+      </w:r>
+      <w:proofErr w:type="spellEnd"/>
+      <w:r>
+        <w:t xml:space="preserve"> </w:t>
+      </w:r>
+      <w:proofErr w:type="spellStart"/>
+      <w:r>
+        <w:t>dengan</w:t>
+      </w:r>
+      <w:proofErr w:type="spellEnd"/>
+      <w:r>
+        <w:t xml:space="preserve"> proses </w:t>
+      </w:r>
+      <w:proofErr w:type="spellStart"/>
+      <w:r>
+        <w:t>bisnis</w:t>
+      </w:r>
+      <w:proofErr w:type="spellEnd"/>
+      <w:r>
+        <w:t xml:space="preserve"> yang </w:t>
+      </w:r>
+      <w:proofErr w:type="spellStart"/>
+      <w:r>
+        <w:t>berjalan</w:t>
+      </w:r>
+      <w:proofErr w:type="spellEnd"/>
+      <w:r>
+        <w:t xml:space="preserve">. </w:t>
+      </w:r>
+    </w:p>
+    <w:p>
+      <w:pPr>
+        <w:pStyle w:val="ListParagraph"/>
+        <w:ind w:left="567" w:firstLine="153"/>
       </w:pPr>
       <w:r>
         <w:t xml:space="preserve">Proses </w:t>
@@ -1412,7 +1543,7 @@
           <w:ilvl w:val="0"/>
           <w:numId w:val="8"/>
         </w:numPr>
-        <w:ind w:left="1701"/>
+        <w:ind w:left="993"/>
         <w:rPr>
           <w:b/>
           <w:bCs/>
@@ -1444,7 +1575,7 @@
           <w:ilvl w:val="0"/>
           <w:numId w:val="8"/>
         </w:numPr>
-        <w:ind w:left="1701"/>
+        <w:ind w:left="993"/>
       </w:pPr>
       <w:r>
         <w:t xml:space="preserve">Drag and </w:t>
@@ -1489,6 +1620,7 @@
           <w:ilvl w:val="0"/>
           <w:numId w:val="9"/>
         </w:numPr>
+        <w:ind w:left="1418"/>
       </w:pPr>
       <w:r>
         <w:t xml:space="preserve">Generate Rows: </w:t>
@@ -1533,12 +1665,9 @@
           <w:ilvl w:val="0"/>
           <w:numId w:val="9"/>
         </w:numPr>
-      </w:pPr>
-      <w:r>
-        <w:rPr>
-          <w:b/>
-          <w:bCs/>
-        </w:rPr>
+        <w:ind w:left="1418"/>
+      </w:pPr>
+      <w:r>
         <w:t>Add Sequence:</w:t>
       </w:r>
       <w:r>
@@ -1624,12 +1753,9 @@
           <w:ilvl w:val="0"/>
           <w:numId w:val="9"/>
         </w:numPr>
-      </w:pPr>
-      <w:r>
-        <w:rPr>
-          <w:b/>
-          <w:bCs/>
-        </w:rPr>
+        <w:ind w:left="1418"/>
+      </w:pPr>
+      <w:r>
         <w:t xml:space="preserve">Calculator: </w:t>
       </w:r>
       <w:proofErr w:type="spellStart"/>
@@ -1704,12 +1830,9 @@
           <w:ilvl w:val="0"/>
           <w:numId w:val="9"/>
         </w:numPr>
-      </w:pPr>
-      <w:r>
-        <w:rPr>
-          <w:b/>
-          <w:bCs/>
-        </w:rPr>
+        <w:ind w:left="1418"/>
+      </w:pPr>
+      <w:r>
         <w:t>Select Values:</w:t>
       </w:r>
       <w:r>
@@ -1755,13 +1878,9 @@
           <w:ilvl w:val="0"/>
           <w:numId w:val="9"/>
         </w:numPr>
-      </w:pPr>
-      <w:r>
-        <w:rPr>
-          <w:b/>
-          <w:bCs/>
-        </w:rPr>
-        <w:lastRenderedPageBreak/>
+        <w:ind w:left="1418"/>
+      </w:pPr>
+      <w:r>
         <w:t>Database Lookup:</w:t>
       </w:r>
       <w:r>
@@ -1935,12 +2054,9 @@
           <w:ilvl w:val="0"/>
           <w:numId w:val="9"/>
         </w:numPr>
-      </w:pPr>
-      <w:r>
-        <w:rPr>
-          <w:b/>
-          <w:bCs/>
-        </w:rPr>
+        <w:ind w:left="1418"/>
+      </w:pPr>
+      <w:r>
         <w:t>Filter Rows:</w:t>
       </w:r>
       <w:r>
@@ -2026,12 +2142,9 @@
           <w:ilvl w:val="0"/>
           <w:numId w:val="9"/>
         </w:numPr>
-      </w:pPr>
-      <w:r>
-        <w:rPr>
-          <w:b/>
-          <w:bCs/>
-        </w:rPr>
+        <w:ind w:left="1418"/>
+      </w:pPr>
+      <w:r>
         <w:t>Table Output:</w:t>
       </w:r>
       <w:r>
@@ -2093,7 +2206,7 @@
           <w:ilvl w:val="0"/>
           <w:numId w:val="8"/>
         </w:numPr>
-        <w:ind w:left="1701"/>
+        <w:ind w:left="993"/>
       </w:pPr>
       <w:proofErr w:type="spellStart"/>
       <w:r>
@@ -2104,10 +2217,6 @@
         <w:t xml:space="preserve"> pada </w:t>
       </w:r>
       <w:r>
-        <w:rPr>
-          <w:b/>
-          <w:bCs/>
-        </w:rPr>
         <w:t>Generate Rows</w:t>
       </w:r>
       <w:r>
@@ -2130,10 +2239,6 @@
         <w:t xml:space="preserve"> </w:t>
       </w:r>
       <w:r>
-        <w:rPr>
-          <w:b/>
-          <w:bCs/>
-        </w:rPr>
         <w:t>limit</w:t>
       </w:r>
       <w:r>
@@ -2148,10 +2253,6 @@
         <w:t xml:space="preserve"> </w:t>
       </w:r>
       <w:r>
-        <w:rPr>
-          <w:b/>
-          <w:bCs/>
-        </w:rPr>
         <w:t>1825</w:t>
       </w:r>
       <w:r>
@@ -2282,7 +2383,7 @@
           <w:ilvl w:val="0"/>
           <w:numId w:val="8"/>
         </w:numPr>
-        <w:ind w:left="1701"/>
+        <w:ind w:left="993"/>
       </w:pPr>
       <w:proofErr w:type="spellStart"/>
       <w:r>
@@ -2310,10 +2411,6 @@
       </w:r>
       <w:proofErr w:type="spellStart"/>
       <w:r>
-        <w:rPr>
-          <w:b/>
-          <w:bCs/>
-        </w:rPr>
         <w:t>CurrentDate</w:t>
       </w:r>
       <w:proofErr w:type="spellEnd"/>
@@ -2329,38 +2426,22 @@
         <w:t xml:space="preserve"> </w:t>
       </w:r>
       <w:r>
-        <w:rPr>
-          <w:b/>
-          <w:bCs/>
-        </w:rPr>
         <w:t>type</w:t>
       </w:r>
       <w:r>
         <w:t xml:space="preserve"> data </w:t>
       </w:r>
       <w:r>
-        <w:rPr>
-          <w:b/>
-          <w:bCs/>
-        </w:rPr>
         <w:t>Date</w:t>
       </w:r>
       <w:r>
         <w:t xml:space="preserve"> dan </w:t>
       </w:r>
       <w:r>
-        <w:rPr>
-          <w:b/>
-          <w:bCs/>
-        </w:rPr>
         <w:t>format dd-MM-</w:t>
       </w:r>
       <w:proofErr w:type="spellStart"/>
       <w:r>
-        <w:rPr>
-          <w:b/>
-          <w:bCs/>
-        </w:rPr>
         <w:t>yyyy</w:t>
       </w:r>
       <w:proofErr w:type="spellEnd"/>
@@ -2376,10 +2457,6 @@
         <w:t xml:space="preserve"> </w:t>
       </w:r>
       <w:r>
-        <w:rPr>
-          <w:b/>
-          <w:bCs/>
-        </w:rPr>
         <w:t xml:space="preserve">value </w:t>
       </w:r>
       <w:proofErr w:type="spellStart"/>
@@ -2391,10 +2468,6 @@
         <w:t xml:space="preserve"> </w:t>
       </w:r>
       <w:r>
-        <w:rPr>
-          <w:b/>
-          <w:bCs/>
-        </w:rPr>
         <w:t>01-01-2005</w:t>
       </w:r>
       <w:r>
@@ -2408,7 +2481,7 @@
           <w:ilvl w:val="0"/>
           <w:numId w:val="8"/>
         </w:numPr>
-        <w:ind w:left="1701"/>
+        <w:ind w:left="993"/>
       </w:pPr>
       <w:proofErr w:type="spellStart"/>
       <w:r>
@@ -2427,10 +2500,6 @@
         <w:t xml:space="preserve"> </w:t>
       </w:r>
       <w:r>
-        <w:rPr>
-          <w:b/>
-          <w:bCs/>
-        </w:rPr>
         <w:t>Generate Rows</w:t>
       </w:r>
       <w:r>
@@ -2445,10 +2514,6 @@
         <w:t xml:space="preserve"> </w:t>
       </w:r>
       <w:r>
-        <w:rPr>
-          <w:b/>
-          <w:bCs/>
-        </w:rPr>
         <w:t>Add Sequence</w:t>
       </w:r>
       <w:r>
@@ -2462,7 +2527,7 @@
           <w:ilvl w:val="0"/>
           <w:numId w:val="8"/>
         </w:numPr>
-        <w:ind w:left="1701"/>
+        <w:ind w:left="993"/>
       </w:pPr>
       <w:proofErr w:type="spellStart"/>
       <w:r>
@@ -2473,10 +2538,6 @@
         <w:t xml:space="preserve"> pada </w:t>
       </w:r>
       <w:r>
-        <w:rPr>
-          <w:b/>
-          <w:bCs/>
-        </w:rPr>
         <w:t>Add Sequences</w:t>
       </w:r>
       <w:r>
@@ -2499,10 +2560,6 @@
         <w:t xml:space="preserve"> </w:t>
       </w:r>
       <w:r>
-        <w:rPr>
-          <w:b/>
-          <w:bCs/>
-        </w:rPr>
         <w:t xml:space="preserve">Name of value </w:t>
       </w:r>
       <w:proofErr w:type="spellStart"/>
@@ -2515,10 +2572,6 @@
       </w:r>
       <w:proofErr w:type="spellStart"/>
       <w:r>
-        <w:rPr>
-          <w:b/>
-          <w:bCs/>
-        </w:rPr>
         <w:t>incrementDay</w:t>
       </w:r>
       <w:proofErr w:type="spellEnd"/>
@@ -2534,10 +2587,6 @@
         <w:t xml:space="preserve"> </w:t>
       </w:r>
       <w:r>
-        <w:rPr>
-          <w:b/>
-          <w:bCs/>
-        </w:rPr>
         <w:t>start value</w:t>
       </w:r>
       <w:r>
@@ -2552,20 +2601,12 @@
         <w:t xml:space="preserve"> </w:t>
       </w:r>
       <w:r>
-        <w:rPr>
-          <w:b/>
-          <w:bCs/>
-        </w:rPr>
         <w:t>0</w:t>
       </w:r>
       <w:r>
         <w:t xml:space="preserve"> dan </w:t>
       </w:r>
       <w:r>
-        <w:rPr>
-          <w:b/>
-          <w:bCs/>
-        </w:rPr>
         <w:t>increment by</w:t>
       </w:r>
       <w:r>
@@ -2580,10 +2621,6 @@
         <w:t xml:space="preserve"> </w:t>
       </w:r>
       <w:r>
-        <w:rPr>
-          <w:b/>
-          <w:bCs/>
-        </w:rPr>
         <w:t>1</w:t>
       </w:r>
     </w:p>
@@ -2594,7 +2631,7 @@
           <w:ilvl w:val="0"/>
           <w:numId w:val="8"/>
         </w:numPr>
-        <w:ind w:left="1701"/>
+        <w:ind w:left="993"/>
       </w:pPr>
       <w:proofErr w:type="spellStart"/>
       <w:r>
@@ -2610,10 +2647,6 @@
       </w:r>
       <w:proofErr w:type="spellEnd"/>
       <w:r>
-        <w:rPr>
-          <w:b/>
-          <w:bCs/>
-        </w:rPr>
         <w:t xml:space="preserve"> add sequences</w:t>
       </w:r>
       <w:r>
@@ -2628,10 +2661,6 @@
         <w:t xml:space="preserve"> </w:t>
       </w:r>
       <w:r>
-        <w:rPr>
-          <w:b/>
-          <w:bCs/>
-        </w:rPr>
         <w:t>calculator.</w:t>
       </w:r>
     </w:p>
@@ -2642,7 +2671,7 @@
           <w:ilvl w:val="0"/>
           <w:numId w:val="8"/>
         </w:numPr>
-        <w:ind w:left="1701"/>
+        <w:ind w:left="993"/>
       </w:pPr>
       <w:proofErr w:type="spellStart"/>
       <w:r>
@@ -2698,9 +2727,967 @@
         <w:pStyle w:val="ListParagraph"/>
         <w:numPr>
           <w:ilvl w:val="0"/>
-          <w:numId w:val="10"/>
+          <w:numId w:val="14"/>
         </w:numPr>
-      </w:pPr>
+        <w:ind w:left="1418"/>
+      </w:pPr>
+      <w:proofErr w:type="spellStart"/>
+      <w:r>
+        <w:t>streamDate</w:t>
+      </w:r>
+      <w:proofErr w:type="spellEnd"/>
+      <w:r>
+        <w:t xml:space="preserve"> </w:t>
+      </w:r>
+      <w:proofErr w:type="spellStart"/>
+      <w:r>
+        <w:t>merupakan</w:t>
+      </w:r>
+      <w:proofErr w:type="spellEnd"/>
+      <w:r>
+        <w:t xml:space="preserve"> </w:t>
+      </w:r>
+      <w:proofErr w:type="spellStart"/>
+      <w:r>
+        <w:t>kalkulasi</w:t>
+      </w:r>
+      <w:proofErr w:type="spellEnd"/>
+      <w:r>
+        <w:t xml:space="preserve"> </w:t>
+      </w:r>
+      <w:proofErr w:type="spellStart"/>
+      <w:r>
+        <w:t>dari</w:t>
+      </w:r>
+      <w:proofErr w:type="spellEnd"/>
+      <w:r>
+        <w:t xml:space="preserve"> </w:t>
+      </w:r>
+      <w:proofErr w:type="spellStart"/>
+      <w:r>
+        <w:t>CurrentDate</w:t>
+      </w:r>
+      <w:proofErr w:type="spellEnd"/>
+      <w:r>
+        <w:t xml:space="preserve"> + </w:t>
+      </w:r>
+      <w:proofErr w:type="spellStart"/>
+      <w:r>
+        <w:t>incrementDay</w:t>
+      </w:r>
+      <w:proofErr w:type="spellEnd"/>
+    </w:p>
+    <w:p>
+      <w:pPr>
+        <w:pStyle w:val="ListParagraph"/>
+        <w:numPr>
+          <w:ilvl w:val="0"/>
+          <w:numId w:val="14"/>
+        </w:numPr>
+        <w:ind w:left="1418"/>
+      </w:pPr>
+      <w:proofErr w:type="spellStart"/>
+      <w:r>
+        <w:t>streamYear</w:t>
+      </w:r>
+      <w:proofErr w:type="spellEnd"/>
+      <w:r>
+        <w:t xml:space="preserve"> </w:t>
+      </w:r>
+      <w:proofErr w:type="spellStart"/>
+      <w:r>
+        <w:t>merupakan</w:t>
+      </w:r>
+      <w:proofErr w:type="spellEnd"/>
+      <w:r>
+        <w:t xml:space="preserve"> </w:t>
+      </w:r>
+      <w:r>
+        <w:t>Year</w:t>
+      </w:r>
+      <w:r>
+        <w:t xml:space="preserve"> </w:t>
+      </w:r>
+      <w:proofErr w:type="spellStart"/>
+      <w:r>
+        <w:t>dari</w:t>
+      </w:r>
+      <w:proofErr w:type="spellEnd"/>
+      <w:r>
+        <w:t xml:space="preserve"> </w:t>
+      </w:r>
+      <w:proofErr w:type="spellStart"/>
+      <w:r>
+        <w:t>streamDate</w:t>
+      </w:r>
+      <w:proofErr w:type="spellEnd"/>
+    </w:p>
+    <w:p>
+      <w:pPr>
+        <w:pStyle w:val="ListParagraph"/>
+        <w:numPr>
+          <w:ilvl w:val="0"/>
+          <w:numId w:val="14"/>
+        </w:numPr>
+        <w:ind w:left="1418"/>
+      </w:pPr>
+      <w:proofErr w:type="spellStart"/>
+      <w:r>
+        <w:t>streamMonth</w:t>
+      </w:r>
+      <w:proofErr w:type="spellEnd"/>
+      <w:r>
+        <w:t xml:space="preserve"> </w:t>
+      </w:r>
+      <w:proofErr w:type="spellStart"/>
+      <w:r>
+        <w:t>merupakan</w:t>
+      </w:r>
+      <w:proofErr w:type="spellEnd"/>
+      <w:r>
+        <w:t xml:space="preserve"> </w:t>
+      </w:r>
+      <w:r>
+        <w:t>Month</w:t>
+      </w:r>
+      <w:r>
+        <w:t xml:space="preserve"> </w:t>
+      </w:r>
+      <w:proofErr w:type="spellStart"/>
+      <w:r>
+        <w:t>dari</w:t>
+      </w:r>
+      <w:proofErr w:type="spellEnd"/>
+      <w:r>
+        <w:t xml:space="preserve"> </w:t>
+      </w:r>
+      <w:proofErr w:type="spellStart"/>
+      <w:r>
+        <w:t>streamDate</w:t>
+      </w:r>
+      <w:proofErr w:type="spellEnd"/>
+    </w:p>
+    <w:p>
+      <w:pPr>
+        <w:pStyle w:val="ListParagraph"/>
+        <w:numPr>
+          <w:ilvl w:val="0"/>
+          <w:numId w:val="14"/>
+        </w:numPr>
+        <w:ind w:left="1418"/>
+      </w:pPr>
+      <w:proofErr w:type="spellStart"/>
+      <w:r>
+        <w:t>streamDay</w:t>
+      </w:r>
+      <w:proofErr w:type="spellEnd"/>
+      <w:r>
+        <w:t xml:space="preserve"> </w:t>
+      </w:r>
+      <w:proofErr w:type="spellStart"/>
+      <w:r>
+        <w:t>merupakan</w:t>
+      </w:r>
+      <w:proofErr w:type="spellEnd"/>
+      <w:r>
+        <w:t xml:space="preserve"> Day of month</w:t>
+      </w:r>
+      <w:r>
+        <w:t xml:space="preserve"> </w:t>
+      </w:r>
+      <w:proofErr w:type="spellStart"/>
+      <w:r>
+        <w:t>dari</w:t>
+      </w:r>
+      <w:proofErr w:type="spellEnd"/>
+      <w:r>
+        <w:t xml:space="preserve"> </w:t>
+      </w:r>
+      <w:proofErr w:type="spellStart"/>
+      <w:r>
+        <w:t>streamDate</w:t>
+      </w:r>
+      <w:proofErr w:type="spellEnd"/>
+    </w:p>
+    <w:p>
+      <w:pPr>
+        <w:pStyle w:val="ListParagraph"/>
+        <w:numPr>
+          <w:ilvl w:val="0"/>
+          <w:numId w:val="8"/>
+        </w:numPr>
+        <w:ind w:left="993"/>
+      </w:pPr>
+      <w:proofErr w:type="spellStart"/>
+      <w:r>
+        <w:t>Hubungkan</w:t>
+      </w:r>
+      <w:proofErr w:type="spellEnd"/>
+      <w:r>
+        <w:t xml:space="preserve"> output </w:t>
+      </w:r>
+      <w:proofErr w:type="spellStart"/>
+      <w:r>
+        <w:t>dari</w:t>
+      </w:r>
+      <w:proofErr w:type="spellEnd"/>
+      <w:r>
+        <w:t xml:space="preserve"> </w:t>
+      </w:r>
+      <w:r>
+        <w:t>calculator</w:t>
+      </w:r>
+      <w:r>
+        <w:t xml:space="preserve"> </w:t>
+      </w:r>
+      <w:proofErr w:type="spellStart"/>
+      <w:r>
+        <w:t>menuju</w:t>
+      </w:r>
+      <w:proofErr w:type="spellEnd"/>
+      <w:r>
+        <w:t xml:space="preserve"> Select values</w:t>
+      </w:r>
+    </w:p>
+    <w:p>
+      <w:pPr>
+        <w:pStyle w:val="ListParagraph"/>
+        <w:numPr>
+          <w:ilvl w:val="0"/>
+          <w:numId w:val="8"/>
+        </w:numPr>
+        <w:ind w:left="993"/>
+      </w:pPr>
+      <w:proofErr w:type="spellStart"/>
+      <w:r>
+        <w:lastRenderedPageBreak/>
+        <w:t>Konfigurasi</w:t>
+      </w:r>
+      <w:proofErr w:type="spellEnd"/>
+      <w:r>
+        <w:t xml:space="preserve"> pada </w:t>
+      </w:r>
+      <w:r>
+        <w:t>select values</w:t>
+      </w:r>
+      <w:r>
+        <w:t xml:space="preserve"> </w:t>
+      </w:r>
+      <w:proofErr w:type="spellStart"/>
+      <w:r>
+        <w:t>adalah</w:t>
+      </w:r>
+      <w:proofErr w:type="spellEnd"/>
+      <w:r>
+        <w:t xml:space="preserve"> </w:t>
+      </w:r>
+      <w:proofErr w:type="spellStart"/>
+      <w:r>
+        <w:t>dengan</w:t>
+      </w:r>
+      <w:proofErr w:type="spellEnd"/>
+      <w:r>
+        <w:t xml:space="preserve"> </w:t>
+      </w:r>
+      <w:proofErr w:type="spellStart"/>
+      <w:r>
+        <w:t>menekan</w:t>
+      </w:r>
+      <w:proofErr w:type="spellEnd"/>
+      <w:r>
+        <w:t xml:space="preserve"> </w:t>
+      </w:r>
+      <w:proofErr w:type="spellStart"/>
+      <w:r>
+        <w:t>tombol</w:t>
+      </w:r>
+      <w:proofErr w:type="spellEnd"/>
+      <w:r>
+        <w:t xml:space="preserve"> </w:t>
+      </w:r>
+      <w:r>
+        <w:t>Get fields to select</w:t>
+      </w:r>
+      <w:r>
+        <w:t xml:space="preserve"> pada tab</w:t>
+      </w:r>
+      <w:r>
+        <w:t xml:space="preserve"> Select &amp; Alter</w:t>
+      </w:r>
+      <w:r>
+        <w:t xml:space="preserve">. </w:t>
+      </w:r>
+      <w:proofErr w:type="spellStart"/>
+      <w:r>
+        <w:t>Secara</w:t>
+      </w:r>
+      <w:proofErr w:type="spellEnd"/>
+      <w:r>
+        <w:t xml:space="preserve"> </w:t>
+      </w:r>
+      <w:proofErr w:type="spellStart"/>
+      <w:r>
+        <w:t>otomatis</w:t>
+      </w:r>
+      <w:proofErr w:type="spellEnd"/>
+      <w:r>
+        <w:t xml:space="preserve"> </w:t>
+      </w:r>
+      <w:proofErr w:type="spellStart"/>
+      <w:r>
+        <w:t>semua</w:t>
+      </w:r>
+      <w:proofErr w:type="spellEnd"/>
+      <w:r>
+        <w:t xml:space="preserve"> fields </w:t>
+      </w:r>
+      <w:proofErr w:type="spellStart"/>
+      <w:r>
+        <w:t>dari</w:t>
+      </w:r>
+      <w:proofErr w:type="spellEnd"/>
+      <w:r>
+        <w:t xml:space="preserve"> data input </w:t>
+      </w:r>
+      <w:proofErr w:type="spellStart"/>
+      <w:r>
+        <w:t>akan</w:t>
+      </w:r>
+      <w:proofErr w:type="spellEnd"/>
+      <w:r>
+        <w:t xml:space="preserve"> </w:t>
+      </w:r>
+      <w:proofErr w:type="spellStart"/>
+      <w:r>
+        <w:t>muncul</w:t>
+      </w:r>
+      <w:proofErr w:type="spellEnd"/>
+      <w:r>
+        <w:t>.</w:t>
+      </w:r>
+    </w:p>
+    <w:p>
+      <w:pPr>
+        <w:pStyle w:val="ListParagraph"/>
+        <w:numPr>
+          <w:ilvl w:val="0"/>
+          <w:numId w:val="8"/>
+        </w:numPr>
+        <w:ind w:left="993"/>
+      </w:pPr>
+      <w:proofErr w:type="spellStart"/>
+      <w:r>
+        <w:t>Dikarenakan</w:t>
+      </w:r>
+      <w:proofErr w:type="spellEnd"/>
+      <w:r>
+        <w:t xml:space="preserve"> </w:t>
+      </w:r>
+      <w:proofErr w:type="spellStart"/>
+      <w:r>
+        <w:t>tidak</w:t>
+      </w:r>
+      <w:proofErr w:type="spellEnd"/>
+      <w:r>
+        <w:t xml:space="preserve"> </w:t>
+      </w:r>
+      <w:proofErr w:type="spellStart"/>
+      <w:r>
+        <w:t>semua</w:t>
+      </w:r>
+      <w:proofErr w:type="spellEnd"/>
+      <w:r>
+        <w:t xml:space="preserve"> fields </w:t>
+      </w:r>
+      <w:proofErr w:type="spellStart"/>
+      <w:r>
+        <w:t>digunakan</w:t>
+      </w:r>
+      <w:proofErr w:type="spellEnd"/>
+      <w:r>
+        <w:t xml:space="preserve">, </w:t>
+      </w:r>
+      <w:proofErr w:type="spellStart"/>
+      <w:r>
+        <w:t>maka</w:t>
+      </w:r>
+      <w:proofErr w:type="spellEnd"/>
+      <w:r>
+        <w:t xml:space="preserve"> pada tab </w:t>
+      </w:r>
+      <w:r>
+        <w:t>Remove</w:t>
+      </w:r>
+      <w:r>
+        <w:t xml:space="preserve"> </w:t>
+      </w:r>
+      <w:proofErr w:type="spellStart"/>
+      <w:r>
+        <w:t>diisikan</w:t>
+      </w:r>
+      <w:proofErr w:type="spellEnd"/>
+      <w:r>
+        <w:t xml:space="preserve"> fields </w:t>
+      </w:r>
+      <w:proofErr w:type="spellStart"/>
+      <w:r>
+        <w:t>CurrentDate</w:t>
+      </w:r>
+      <w:proofErr w:type="spellEnd"/>
+      <w:r>
+        <w:t xml:space="preserve"> dan </w:t>
+      </w:r>
+      <w:proofErr w:type="spellStart"/>
+      <w:r>
+        <w:t>incrementDay</w:t>
+      </w:r>
+      <w:proofErr w:type="spellEnd"/>
+      <w:r>
+        <w:t xml:space="preserve"> </w:t>
+      </w:r>
+      <w:proofErr w:type="spellStart"/>
+      <w:r>
+        <w:t>dikarenakan</w:t>
+      </w:r>
+      <w:proofErr w:type="spellEnd"/>
+      <w:r>
+        <w:t xml:space="preserve"> </w:t>
+      </w:r>
+      <w:proofErr w:type="spellStart"/>
+      <w:r>
+        <w:t>kedua</w:t>
+      </w:r>
+      <w:proofErr w:type="spellEnd"/>
+      <w:r>
+        <w:t xml:space="preserve"> fields </w:t>
+      </w:r>
+      <w:proofErr w:type="spellStart"/>
+      <w:r>
+        <w:t>tersebut</w:t>
+      </w:r>
+      <w:proofErr w:type="spellEnd"/>
+      <w:r>
+        <w:t xml:space="preserve"> </w:t>
+      </w:r>
+      <w:proofErr w:type="spellStart"/>
+      <w:r>
+        <w:t>tidak</w:t>
+      </w:r>
+      <w:proofErr w:type="spellEnd"/>
+      <w:r>
+        <w:t xml:space="preserve"> </w:t>
+      </w:r>
+      <w:proofErr w:type="spellStart"/>
+      <w:r>
+        <w:t>digunakan</w:t>
+      </w:r>
+      <w:proofErr w:type="spellEnd"/>
+      <w:r>
+        <w:t>.</w:t>
+      </w:r>
+    </w:p>
+    <w:p>
+      <w:pPr>
+        <w:pStyle w:val="ListParagraph"/>
+        <w:numPr>
+          <w:ilvl w:val="0"/>
+          <w:numId w:val="8"/>
+        </w:numPr>
+        <w:ind w:left="993"/>
+      </w:pPr>
+      <w:proofErr w:type="spellStart"/>
+      <w:r>
+        <w:t>Hubungkan</w:t>
+      </w:r>
+      <w:proofErr w:type="spellEnd"/>
+      <w:r>
+        <w:t xml:space="preserve"> output select values </w:t>
+      </w:r>
+      <w:proofErr w:type="spellStart"/>
+      <w:r>
+        <w:t>menuju</w:t>
+      </w:r>
+      <w:proofErr w:type="spellEnd"/>
+      <w:r>
+        <w:t xml:space="preserve"> database lookup.</w:t>
+      </w:r>
+    </w:p>
+    <w:p>
+      <w:pPr>
+        <w:pStyle w:val="ListParagraph"/>
+        <w:numPr>
+          <w:ilvl w:val="0"/>
+          <w:numId w:val="8"/>
+        </w:numPr>
+        <w:ind w:left="993"/>
+      </w:pPr>
+      <w:proofErr w:type="spellStart"/>
+      <w:r>
+        <w:t>Sebelum</w:t>
+      </w:r>
+      <w:proofErr w:type="spellEnd"/>
+      <w:r>
+        <w:t xml:space="preserve"> </w:t>
+      </w:r>
+      <w:proofErr w:type="spellStart"/>
+      <w:r>
+        <w:t>melakukan</w:t>
+      </w:r>
+      <w:proofErr w:type="spellEnd"/>
+      <w:r>
+        <w:t xml:space="preserve"> </w:t>
+      </w:r>
+      <w:proofErr w:type="spellStart"/>
+      <w:r>
+        <w:t>konfigurasi</w:t>
+      </w:r>
+      <w:proofErr w:type="spellEnd"/>
+      <w:r>
+        <w:t xml:space="preserve"> pada </w:t>
+      </w:r>
+      <w:r>
+        <w:t>database lookup</w:t>
+      </w:r>
+      <w:r>
+        <w:t xml:space="preserve">, </w:t>
+      </w:r>
+      <w:proofErr w:type="spellStart"/>
+      <w:r>
+        <w:t>buatlah</w:t>
+      </w:r>
+      <w:proofErr w:type="spellEnd"/>
+      <w:r>
+        <w:t xml:space="preserve"> </w:t>
+      </w:r>
+      <w:proofErr w:type="spellStart"/>
+      <w:r>
+        <w:t>koneksi</w:t>
+      </w:r>
+      <w:proofErr w:type="spellEnd"/>
+      <w:r>
+        <w:t xml:space="preserve"> </w:t>
+      </w:r>
+      <w:proofErr w:type="spellStart"/>
+      <w:r>
+        <w:t>terlebih</w:t>
+      </w:r>
+      <w:proofErr w:type="spellEnd"/>
+      <w:r>
+        <w:t xml:space="preserve"> </w:t>
+      </w:r>
+      <w:proofErr w:type="spellStart"/>
+      <w:r>
+        <w:t>dahulu</w:t>
+      </w:r>
+      <w:proofErr w:type="spellEnd"/>
+      <w:r>
+        <w:t xml:space="preserve"> pada database </w:t>
+      </w:r>
+      <w:proofErr w:type="spellStart"/>
+      <w:r>
+        <w:t>melalui</w:t>
+      </w:r>
+      <w:proofErr w:type="spellEnd"/>
+      <w:r>
+        <w:t xml:space="preserve"> </w:t>
+      </w:r>
+      <w:r>
+        <w:t>File - New - Database Connection</w:t>
+      </w:r>
+      <w:r>
+        <w:t xml:space="preserve">. </w:t>
+      </w:r>
+      <w:proofErr w:type="spellStart"/>
+      <w:r>
+        <w:t>Gunakan</w:t>
+      </w:r>
+      <w:proofErr w:type="spellEnd"/>
+      <w:r>
+        <w:t xml:space="preserve"> </w:t>
+      </w:r>
+      <w:r>
+        <w:t>Connection type MySQL</w:t>
+      </w:r>
+      <w:r>
+        <w:t xml:space="preserve"> </w:t>
+      </w:r>
+      <w:proofErr w:type="spellStart"/>
+      <w:r>
+        <w:t>dengan</w:t>
+      </w:r>
+      <w:proofErr w:type="spellEnd"/>
+      <w:r>
+        <w:t xml:space="preserve"> host </w:t>
+      </w:r>
+      <w:proofErr w:type="gramStart"/>
+      <w:r>
+        <w:t>name ,</w:t>
+      </w:r>
+      <w:proofErr w:type="gramEnd"/>
+      <w:r>
+        <w:t xml:space="preserve"> database name, port number, username dan password</w:t>
+      </w:r>
+      <w:r>
+        <w:t xml:space="preserve"> </w:t>
+      </w:r>
+      <w:proofErr w:type="spellStart"/>
+      <w:r>
+        <w:t>sesuai</w:t>
+      </w:r>
+      <w:proofErr w:type="spellEnd"/>
+      <w:r>
+        <w:t xml:space="preserve"> </w:t>
+      </w:r>
+      <w:proofErr w:type="spellStart"/>
+      <w:r>
+        <w:t>konfigurasi</w:t>
+      </w:r>
+      <w:proofErr w:type="spellEnd"/>
+      <w:r>
+        <w:t xml:space="preserve"> MySQL pada device masing-masing. </w:t>
+      </w:r>
+      <w:proofErr w:type="spellStart"/>
+      <w:r>
+        <w:t>beri</w:t>
+      </w:r>
+      <w:proofErr w:type="spellEnd"/>
+      <w:r>
+        <w:t xml:space="preserve"> nama </w:t>
+      </w:r>
+      <w:r>
+        <w:t>connection name</w:t>
+      </w:r>
+      <w:r>
+        <w:t xml:space="preserve"> </w:t>
+      </w:r>
+      <w:proofErr w:type="spellStart"/>
+      <w:r>
+        <w:t>tersebut</w:t>
+      </w:r>
+      <w:proofErr w:type="spellEnd"/>
+      <w:r>
+        <w:t xml:space="preserve"> </w:t>
+      </w:r>
+      <w:proofErr w:type="spellStart"/>
+      <w:r>
+        <w:t>dengan</w:t>
+      </w:r>
+      <w:proofErr w:type="spellEnd"/>
+      <w:r>
+        <w:t xml:space="preserve"> nama </w:t>
+      </w:r>
+      <w:proofErr w:type="spellStart"/>
+      <w:r>
+        <w:t>conn_dw_destination</w:t>
+      </w:r>
+      <w:proofErr w:type="spellEnd"/>
+      <w:r>
+        <w:t>.</w:t>
+      </w:r>
+    </w:p>
+    <w:p>
+      <w:pPr>
+        <w:pStyle w:val="ListParagraph"/>
+        <w:numPr>
+          <w:ilvl w:val="0"/>
+          <w:numId w:val="8"/>
+        </w:numPr>
+        <w:ind w:left="993"/>
+      </w:pPr>
+      <w:proofErr w:type="spellStart"/>
+      <w:r>
+        <w:t>Konfigurasi</w:t>
+      </w:r>
+      <w:proofErr w:type="spellEnd"/>
+      <w:r>
+        <w:t xml:space="preserve"> pada </w:t>
+      </w:r>
+      <w:r>
+        <w:t>database lookup</w:t>
+      </w:r>
+      <w:r>
+        <w:t xml:space="preserve"> </w:t>
+      </w:r>
+      <w:proofErr w:type="spellStart"/>
+      <w:r>
+        <w:t>adalah</w:t>
+      </w:r>
+      <w:proofErr w:type="spellEnd"/>
+      <w:r>
+        <w:t xml:space="preserve"> </w:t>
+      </w:r>
+      <w:proofErr w:type="spellStart"/>
+      <w:r>
+        <w:t>dengan</w:t>
+      </w:r>
+      <w:proofErr w:type="spellEnd"/>
+      <w:r>
+        <w:t xml:space="preserve"> </w:t>
+      </w:r>
+      <w:proofErr w:type="spellStart"/>
+      <w:r>
+        <w:t>memberikan</w:t>
+      </w:r>
+      <w:proofErr w:type="spellEnd"/>
+      <w:r>
+        <w:t xml:space="preserve"> connection</w:t>
+      </w:r>
+      <w:r>
+        <w:t xml:space="preserve"> </w:t>
+      </w:r>
+      <w:proofErr w:type="spellStart"/>
+      <w:r>
+        <w:t>dengan</w:t>
+      </w:r>
+      <w:proofErr w:type="spellEnd"/>
+      <w:r>
+        <w:t xml:space="preserve"> </w:t>
+      </w:r>
+      <w:proofErr w:type="spellStart"/>
+      <w:r>
+        <w:t>koneksi</w:t>
+      </w:r>
+      <w:proofErr w:type="spellEnd"/>
+      <w:r>
+        <w:t xml:space="preserve"> yang </w:t>
+      </w:r>
+      <w:proofErr w:type="spellStart"/>
+      <w:r>
+        <w:t>sudah</w:t>
+      </w:r>
+      <w:proofErr w:type="spellEnd"/>
+      <w:r>
+        <w:t xml:space="preserve"> </w:t>
+      </w:r>
+      <w:proofErr w:type="spellStart"/>
+      <w:r>
+        <w:t>dibuat</w:t>
+      </w:r>
+      <w:proofErr w:type="spellEnd"/>
+      <w:r>
+        <w:t xml:space="preserve"> pada step </w:t>
+      </w:r>
+      <w:proofErr w:type="spellStart"/>
+      <w:r>
+        <w:t>sebelumnya</w:t>
+      </w:r>
+      <w:proofErr w:type="spellEnd"/>
+      <w:r>
+        <w:t xml:space="preserve">. </w:t>
+      </w:r>
+      <w:proofErr w:type="spellStart"/>
+      <w:r>
+        <w:t>dengan</w:t>
+      </w:r>
+      <w:proofErr w:type="spellEnd"/>
+      <w:r>
+        <w:t xml:space="preserve"> </w:t>
+      </w:r>
+      <w:r>
+        <w:t xml:space="preserve">schema </w:t>
+      </w:r>
+      <w:r>
+        <w:t xml:space="preserve">nama database yang </w:t>
+      </w:r>
+      <w:proofErr w:type="spellStart"/>
+      <w:r>
+        <w:t>digunakan</w:t>
+      </w:r>
+      <w:proofErr w:type="spellEnd"/>
+      <w:r>
+        <w:t xml:space="preserve"> dan </w:t>
+      </w:r>
+      <w:proofErr w:type="spellStart"/>
+      <w:r>
+        <w:t>tabel</w:t>
+      </w:r>
+      <w:proofErr w:type="spellEnd"/>
+      <w:r>
+        <w:t xml:space="preserve"> </w:t>
+      </w:r>
+      <w:proofErr w:type="spellStart"/>
+      <w:r>
+        <w:t>dimdate</w:t>
+      </w:r>
+      <w:proofErr w:type="spellEnd"/>
+      <w:r>
+        <w:t xml:space="preserve"> yang </w:t>
+      </w:r>
+      <w:proofErr w:type="spellStart"/>
+      <w:r>
+        <w:t>telah</w:t>
+      </w:r>
+      <w:proofErr w:type="spellEnd"/>
+      <w:r>
+        <w:t xml:space="preserve"> </w:t>
+      </w:r>
+      <w:proofErr w:type="spellStart"/>
+      <w:r>
+        <w:t>dibuat</w:t>
+      </w:r>
+      <w:proofErr w:type="spellEnd"/>
+      <w:r>
+        <w:t xml:space="preserve"> pada </w:t>
+      </w:r>
+      <w:proofErr w:type="spellStart"/>
+      <w:r>
+        <w:t>langkah</w:t>
+      </w:r>
+      <w:proofErr w:type="spellEnd"/>
+      <w:r>
+        <w:t xml:space="preserve"> </w:t>
+      </w:r>
+      <w:proofErr w:type="spellStart"/>
+      <w:r>
+        <w:t>pertama</w:t>
+      </w:r>
+      <w:proofErr w:type="spellEnd"/>
+      <w:r>
+        <w:t>.</w:t>
+      </w:r>
+    </w:p>
+    <w:p>
+      <w:pPr>
+        <w:pStyle w:val="ListParagraph"/>
+        <w:numPr>
+          <w:ilvl w:val="0"/>
+          <w:numId w:val="8"/>
+        </w:numPr>
+        <w:ind w:left="993"/>
+      </w:pPr>
+      <w:r>
+        <w:t xml:space="preserve">Field yang </w:t>
+      </w:r>
+      <w:proofErr w:type="spellStart"/>
+      <w:r>
+        <w:t>akan</w:t>
+      </w:r>
+      <w:proofErr w:type="spellEnd"/>
+      <w:r>
+        <w:t xml:space="preserve"> </w:t>
+      </w:r>
+      <w:proofErr w:type="spellStart"/>
+      <w:r>
+        <w:t>dicek</w:t>
+      </w:r>
+      <w:proofErr w:type="spellEnd"/>
+      <w:r>
+        <w:t xml:space="preserve"> </w:t>
+      </w:r>
+      <w:proofErr w:type="spellStart"/>
+      <w:r>
+        <w:t>untuk</w:t>
+      </w:r>
+      <w:proofErr w:type="spellEnd"/>
+      <w:r>
+        <w:t xml:space="preserve"> </w:t>
+      </w:r>
+      <w:proofErr w:type="spellStart"/>
+      <w:r>
+        <w:t>melihat</w:t>
+      </w:r>
+      <w:proofErr w:type="spellEnd"/>
+      <w:r>
+        <w:t xml:space="preserve"> </w:t>
+      </w:r>
+      <w:proofErr w:type="spellStart"/>
+      <w:r>
+        <w:t>kesamaan</w:t>
+      </w:r>
+      <w:proofErr w:type="spellEnd"/>
+      <w:r>
+        <w:t xml:space="preserve"> </w:t>
+      </w:r>
+      <w:proofErr w:type="spellStart"/>
+      <w:r>
+        <w:t>isi</w:t>
+      </w:r>
+      <w:proofErr w:type="spellEnd"/>
+      <w:r>
+        <w:t xml:space="preserve"> </w:t>
+      </w:r>
+      <w:proofErr w:type="spellStart"/>
+      <w:r>
+        <w:t>datanya</w:t>
+      </w:r>
+      <w:proofErr w:type="spellEnd"/>
+      <w:r>
+        <w:t xml:space="preserve"> agar </w:t>
+      </w:r>
+      <w:proofErr w:type="spellStart"/>
+      <w:r>
+        <w:t>tidak</w:t>
+      </w:r>
+      <w:proofErr w:type="spellEnd"/>
+      <w:r>
+        <w:t xml:space="preserve"> </w:t>
+      </w:r>
+      <w:proofErr w:type="spellStart"/>
+      <w:r>
+        <w:t>kembar</w:t>
+      </w:r>
+      <w:proofErr w:type="spellEnd"/>
+      <w:r>
+        <w:t xml:space="preserve"> </w:t>
+      </w:r>
+      <w:proofErr w:type="spellStart"/>
+      <w:r>
+        <w:t>adalah</w:t>
+      </w:r>
+      <w:proofErr w:type="spellEnd"/>
+      <w:r>
+        <w:t>:</w:t>
+      </w:r>
+    </w:p>
+    <w:p>
+      <w:pPr>
+        <w:pStyle w:val="ListParagraph"/>
+        <w:numPr>
+          <w:ilvl w:val="0"/>
+          <w:numId w:val="11"/>
+        </w:numPr>
+        <w:ind w:left="1418"/>
+      </w:pPr>
+      <w:r>
+        <w:t xml:space="preserve">field </w:t>
+      </w:r>
+      <w:r>
+        <w:rPr>
+          <w:b/>
+          <w:bCs/>
+        </w:rPr>
+        <w:t>date</w:t>
+      </w:r>
+      <w:r>
+        <w:t xml:space="preserve"> pada table</w:t>
+      </w:r>
+      <w:r>
+        <w:rPr>
+          <w:b/>
+          <w:bCs/>
+        </w:rPr>
+        <w:t xml:space="preserve"> </w:t>
+      </w:r>
+      <w:proofErr w:type="spellStart"/>
+      <w:r>
+        <w:rPr>
+          <w:b/>
+          <w:bCs/>
+        </w:rPr>
+        <w:t>dimdate</w:t>
+      </w:r>
+      <w:proofErr w:type="spellEnd"/>
+      <w:r>
+        <w:t xml:space="preserve"> </w:t>
+      </w:r>
+      <w:proofErr w:type="spellStart"/>
+      <w:r>
+        <w:t>dengan</w:t>
+      </w:r>
+      <w:proofErr w:type="spellEnd"/>
+      <w:r>
+        <w:t xml:space="preserve"> field </w:t>
+      </w:r>
       <w:proofErr w:type="spellStart"/>
       <w:r>
         <w:rPr>
@@ -2710,112 +3697,44 @@
         <w:t>streamDate</w:t>
       </w:r>
       <w:proofErr w:type="spellEnd"/>
-      <w:r>
-        <w:t xml:space="preserve"> </w:t>
-      </w:r>
-      <w:proofErr w:type="spellStart"/>
-      <w:r>
-        <w:t>merupakan</w:t>
-      </w:r>
-      <w:proofErr w:type="spellEnd"/>
-      <w:r>
-        <w:t xml:space="preserve"> </w:t>
-      </w:r>
-      <w:proofErr w:type="spellStart"/>
-      <w:r>
-        <w:t>kalkulasi</w:t>
-      </w:r>
-      <w:proofErr w:type="spellEnd"/>
-      <w:r>
-        <w:t xml:space="preserve"> </w:t>
-      </w:r>
-      <w:proofErr w:type="spellStart"/>
-      <w:r>
-        <w:t>dari</w:t>
-      </w:r>
-      <w:proofErr w:type="spellEnd"/>
-      <w:r>
-        <w:t xml:space="preserve"> </w:t>
-      </w:r>
-      <w:proofErr w:type="spellStart"/>
-      <w:r>
-        <w:rPr>
-          <w:b/>
-          <w:bCs/>
-        </w:rPr>
-        <w:t>CurrentDate</w:t>
-      </w:r>
-      <w:proofErr w:type="spellEnd"/>
-      <w:r>
-        <w:rPr>
-          <w:b/>
-          <w:bCs/>
-        </w:rPr>
-        <w:t xml:space="preserve"> + </w:t>
-      </w:r>
-      <w:proofErr w:type="spellStart"/>
-      <w:r>
-        <w:rPr>
-          <w:b/>
-          <w:bCs/>
-        </w:rPr>
-        <w:t>incrementDay</w:t>
-      </w:r>
-      <w:proofErr w:type="spellEnd"/>
     </w:p>
     <w:p>
       <w:pPr>
         <w:pStyle w:val="ListParagraph"/>
         <w:numPr>
           <w:ilvl w:val="0"/>
-          <w:numId w:val="10"/>
+          <w:numId w:val="11"/>
         </w:numPr>
-      </w:pPr>
-      <w:proofErr w:type="spellStart"/>
-      <w:r>
-        <w:rPr>
-          <w:b/>
-          <w:bCs/>
-        </w:rPr>
+        <w:ind w:left="1418"/>
+      </w:pPr>
+      <w:r>
+        <w:t xml:space="preserve">field </w:t>
+      </w:r>
+      <w:r>
+        <w:t>year</w:t>
+      </w:r>
+      <w:r>
+        <w:t xml:space="preserve"> pada table </w:t>
+      </w:r>
+      <w:proofErr w:type="spellStart"/>
+      <w:r>
+        <w:t>dimdate</w:t>
+      </w:r>
+      <w:proofErr w:type="spellEnd"/>
+      <w:r>
+        <w:t xml:space="preserve"> </w:t>
+      </w:r>
+      <w:proofErr w:type="spellStart"/>
+      <w:r>
+        <w:t>dengan</w:t>
+      </w:r>
+      <w:proofErr w:type="spellEnd"/>
+      <w:r>
+        <w:t xml:space="preserve"> field </w:t>
+      </w:r>
+      <w:proofErr w:type="spellStart"/>
+      <w:r>
         <w:t>streamYear</w:t>
-      </w:r>
-      <w:proofErr w:type="spellEnd"/>
-      <w:r>
-        <w:t xml:space="preserve"> </w:t>
-      </w:r>
-      <w:proofErr w:type="spellStart"/>
-      <w:r>
-        <w:t>merupakan</w:t>
-      </w:r>
-      <w:proofErr w:type="spellEnd"/>
-      <w:r>
-        <w:t xml:space="preserve"> </w:t>
-      </w:r>
-      <w:r>
-        <w:rPr>
-          <w:b/>
-          <w:bCs/>
-        </w:rPr>
-        <w:t>Year</w:t>
-      </w:r>
-      <w:r>
-        <w:t xml:space="preserve"> </w:t>
-      </w:r>
-      <w:proofErr w:type="spellStart"/>
-      <w:r>
-        <w:t>dari</w:t>
-      </w:r>
-      <w:proofErr w:type="spellEnd"/>
-      <w:r>
-        <w:t xml:space="preserve"> </w:t>
-      </w:r>
-      <w:proofErr w:type="spellStart"/>
-      <w:r>
-        <w:rPr>
-          <w:b/>
-          <w:bCs/>
-        </w:rPr>
-        <w:t>streamDate</w:t>
       </w:r>
       <w:proofErr w:type="spellEnd"/>
     </w:p>
@@ -2824,54 +3743,38 @@
         <w:pStyle w:val="ListParagraph"/>
         <w:numPr>
           <w:ilvl w:val="0"/>
-          <w:numId w:val="10"/>
+          <w:numId w:val="11"/>
         </w:numPr>
-      </w:pPr>
-      <w:proofErr w:type="spellStart"/>
-      <w:r>
-        <w:rPr>
-          <w:b/>
-          <w:bCs/>
-        </w:rPr>
+        <w:ind w:left="1418"/>
+      </w:pPr>
+      <w:r>
+        <w:t xml:space="preserve">field </w:t>
+      </w:r>
+      <w:r>
+        <w:t>month</w:t>
+      </w:r>
+      <w:r>
+        <w:t xml:space="preserve"> pada table </w:t>
+      </w:r>
+      <w:proofErr w:type="spellStart"/>
+      <w:r>
+        <w:t>dimdate</w:t>
+      </w:r>
+      <w:proofErr w:type="spellEnd"/>
+      <w:r>
+        <w:t xml:space="preserve"> </w:t>
+      </w:r>
+      <w:proofErr w:type="spellStart"/>
+      <w:r>
+        <w:t>dengan</w:t>
+      </w:r>
+      <w:proofErr w:type="spellEnd"/>
+      <w:r>
+        <w:t xml:space="preserve"> field </w:t>
+      </w:r>
+      <w:proofErr w:type="spellStart"/>
+      <w:r>
         <w:t>streamMonth</w:t>
-      </w:r>
-      <w:proofErr w:type="spellEnd"/>
-      <w:r>
-        <w:t xml:space="preserve"> </w:t>
-      </w:r>
-      <w:proofErr w:type="spellStart"/>
-      <w:r>
-        <w:t>merupakan</w:t>
-      </w:r>
-      <w:proofErr w:type="spellEnd"/>
-      <w:r>
-        <w:t xml:space="preserve"> </w:t>
-      </w:r>
-      <w:r>
-        <w:rPr>
-          <w:b/>
-          <w:bCs/>
-        </w:rPr>
-        <w:t>Month</w:t>
-      </w:r>
-      <w:r>
-        <w:t xml:space="preserve"> </w:t>
-      </w:r>
-      <w:proofErr w:type="spellStart"/>
-      <w:r>
-        <w:t>dari</w:t>
-      </w:r>
-      <w:proofErr w:type="spellEnd"/>
-      <w:r>
-        <w:t xml:space="preserve"> </w:t>
-      </w:r>
-      <w:proofErr w:type="spellStart"/>
-      <w:r>
-        <w:rPr>
-          <w:b/>
-          <w:bCs/>
-        </w:rPr>
-        <w:t>streamDate</w:t>
       </w:r>
       <w:proofErr w:type="spellEnd"/>
     </w:p>
@@ -2880,51 +3783,41 @@
         <w:pStyle w:val="ListParagraph"/>
         <w:numPr>
           <w:ilvl w:val="0"/>
-          <w:numId w:val="10"/>
+          <w:numId w:val="11"/>
         </w:numPr>
-      </w:pPr>
-      <w:proofErr w:type="spellStart"/>
-      <w:r>
-        <w:rPr>
-          <w:b/>
-          <w:bCs/>
-        </w:rPr>
+        <w:ind w:left="1418"/>
+      </w:pPr>
+      <w:r>
+        <w:t xml:space="preserve">field </w:t>
+      </w:r>
+      <w:r>
+        <w:t>day</w:t>
+      </w:r>
+      <w:r>
+        <w:t xml:space="preserve"> pada table</w:t>
+      </w:r>
+      <w:r>
+        <w:t xml:space="preserve"> </w:t>
+      </w:r>
+      <w:proofErr w:type="spellStart"/>
+      <w:r>
+        <w:t>dimdate</w:t>
+      </w:r>
+      <w:proofErr w:type="spellEnd"/>
+      <w:r>
+        <w:t xml:space="preserve"> </w:t>
+      </w:r>
+      <w:proofErr w:type="spellStart"/>
+      <w:r>
+        <w:t>dengan</w:t>
+      </w:r>
+      <w:proofErr w:type="spellEnd"/>
+      <w:r>
+        <w:t xml:space="preserve"> field </w:t>
+      </w:r>
+      <w:proofErr w:type="spellStart"/>
+      <w:r>
         <w:t>streamDay</w:t>
-      </w:r>
-      <w:proofErr w:type="spellEnd"/>
-      <w:r>
-        <w:t xml:space="preserve"> </w:t>
-      </w:r>
-      <w:proofErr w:type="spellStart"/>
-      <w:r>
-        <w:t>merupakan</w:t>
-      </w:r>
-      <w:proofErr w:type="spellEnd"/>
-      <w:r>
-        <w:rPr>
-          <w:b/>
-          <w:bCs/>
-        </w:rPr>
-        <w:t xml:space="preserve"> Day of month</w:t>
-      </w:r>
-      <w:r>
-        <w:t xml:space="preserve"> </w:t>
-      </w:r>
-      <w:proofErr w:type="spellStart"/>
-      <w:r>
-        <w:t>dari</w:t>
-      </w:r>
-      <w:proofErr w:type="spellEnd"/>
-      <w:r>
-        <w:t xml:space="preserve"> </w:t>
-      </w:r>
-      <w:proofErr w:type="spellStart"/>
-      <w:r>
-        <w:rPr>
-          <w:b/>
-          <w:bCs/>
-        </w:rPr>
-        <w:t>streamDate</w:t>
       </w:r>
       <w:proofErr w:type="spellEnd"/>
     </w:p>
@@ -2935,45 +3828,67 @@
           <w:ilvl w:val="0"/>
           <w:numId w:val="8"/>
         </w:numPr>
-        <w:ind w:left="1701"/>
-      </w:pPr>
-      <w:proofErr w:type="spellStart"/>
-      <w:r>
-        <w:t>Hubungkan</w:t>
-      </w:r>
-      <w:proofErr w:type="spellEnd"/>
-      <w:r>
-        <w:t xml:space="preserve"> output </w:t>
-      </w:r>
-      <w:proofErr w:type="spellStart"/>
-      <w:r>
-        <w:t>dari</w:t>
-      </w:r>
-      <w:proofErr w:type="spellEnd"/>
-      <w:r>
-        <w:t xml:space="preserve"> </w:t>
-      </w:r>
-      <w:r>
-        <w:rPr>
-          <w:b/>
-          <w:bCs/>
-        </w:rPr>
-        <w:t>calculator</w:t>
-      </w:r>
-      <w:r>
-        <w:t xml:space="preserve"> </w:t>
-      </w:r>
-      <w:proofErr w:type="spellStart"/>
-      <w:r>
-        <w:t>menuju</w:t>
-      </w:r>
-      <w:proofErr w:type="spellEnd"/>
-      <w:r>
-        <w:rPr>
-          <w:b/>
-          <w:bCs/>
-        </w:rPr>
-        <w:t xml:space="preserve"> Select values</w:t>
+        <w:ind w:left="993"/>
+      </w:pPr>
+      <w:r>
+        <w:t xml:space="preserve">Field yang </w:t>
+      </w:r>
+      <w:proofErr w:type="spellStart"/>
+      <w:r>
+        <w:t>akan</w:t>
+      </w:r>
+      <w:proofErr w:type="spellEnd"/>
+      <w:r>
+        <w:t xml:space="preserve"> di </w:t>
+      </w:r>
+      <w:proofErr w:type="spellStart"/>
+      <w:r>
+        <w:t>retrive</w:t>
+      </w:r>
+      <w:proofErr w:type="spellEnd"/>
+      <w:r>
+        <w:t xml:space="preserve"> </w:t>
+      </w:r>
+      <w:proofErr w:type="spellStart"/>
+      <w:r>
+        <w:t>adalah</w:t>
+      </w:r>
+      <w:proofErr w:type="spellEnd"/>
+      <w:r>
+        <w:t xml:space="preserve"> field yang </w:t>
+      </w:r>
+      <w:proofErr w:type="spellStart"/>
+      <w:r>
+        <w:t>ada</w:t>
+      </w:r>
+      <w:proofErr w:type="spellEnd"/>
+      <w:r>
+        <w:t xml:space="preserve"> pada table </w:t>
+      </w:r>
+      <w:proofErr w:type="spellStart"/>
+      <w:r>
+        <w:t>dimDate</w:t>
+      </w:r>
+      <w:proofErr w:type="spellEnd"/>
+      <w:r>
+        <w:t xml:space="preserve"> </w:t>
+      </w:r>
+      <w:proofErr w:type="spellStart"/>
+      <w:r>
+        <w:t>yaitu</w:t>
+      </w:r>
+      <w:proofErr w:type="spellEnd"/>
+      <w:r>
+        <w:t xml:space="preserve"> </w:t>
+      </w:r>
+      <w:r>
+        <w:t>date, year, month,</w:t>
+      </w:r>
+      <w:r>
+        <w:t xml:space="preserve"> dan </w:t>
+      </w:r>
+      <w:r>
+        <w:t>day</w:t>
       </w:r>
     </w:p>
     <w:p>
@@ -2983,31 +3898,27 @@
           <w:ilvl w:val="0"/>
           <w:numId w:val="8"/>
         </w:numPr>
-        <w:ind w:left="1701"/>
-      </w:pPr>
-      <w:proofErr w:type="spellStart"/>
-      <w:r>
-        <w:t>Konfigurasi</w:t>
-      </w:r>
-      <w:proofErr w:type="spellEnd"/>
-      <w:r>
-        <w:t xml:space="preserve"> pada </w:t>
-      </w:r>
-      <w:r>
-        <w:rPr>
-          <w:b/>
-          <w:bCs/>
-        </w:rPr>
-        <w:t>select values</w:t>
-      </w:r>
-      <w:r>
-        <w:t xml:space="preserve"> </w:t>
-      </w:r>
-      <w:proofErr w:type="spellStart"/>
-      <w:r>
-        <w:t>adalah</w:t>
-      </w:r>
-      <w:proofErr w:type="spellEnd"/>
+        <w:ind w:left="993"/>
+      </w:pPr>
+      <w:proofErr w:type="spellStart"/>
+      <w:r>
+        <w:t>Hubungkan</w:t>
+      </w:r>
+      <w:proofErr w:type="spellEnd"/>
+      <w:r>
+        <w:t xml:space="preserve"> output </w:t>
+      </w:r>
+      <w:proofErr w:type="spellStart"/>
+      <w:r>
+        <w:t>dari</w:t>
+      </w:r>
+      <w:proofErr w:type="spellEnd"/>
+      <w:r>
+        <w:t xml:space="preserve"> </w:t>
+      </w:r>
+      <w:r>
+        <w:t>database lookup</w:t>
+      </w:r>
       <w:r>
         <w:t xml:space="preserve"> </w:t>
       </w:r>
@@ -3019,89 +3930,8 @@
       <w:r>
         <w:t xml:space="preserve"> </w:t>
       </w:r>
-      <w:proofErr w:type="spellStart"/>
-      <w:r>
-        <w:t>menekan</w:t>
-      </w:r>
-      <w:proofErr w:type="spellEnd"/>
-      <w:r>
-        <w:t xml:space="preserve"> </w:t>
-      </w:r>
-      <w:proofErr w:type="spellStart"/>
-      <w:r>
-        <w:t>tombol</w:t>
-      </w:r>
-      <w:proofErr w:type="spellEnd"/>
-      <w:r>
-        <w:t xml:space="preserve"> </w:t>
-      </w:r>
-      <w:r>
-        <w:rPr>
-          <w:b/>
-          <w:bCs/>
-        </w:rPr>
-        <w:t>Get fields to select</w:t>
-      </w:r>
-      <w:r>
-        <w:t xml:space="preserve"> pada tab</w:t>
-      </w:r>
-      <w:r>
-        <w:rPr>
-          <w:b/>
-          <w:bCs/>
-        </w:rPr>
-        <w:t xml:space="preserve"> Select &amp; Alter</w:t>
-      </w:r>
-      <w:r>
-        <w:t xml:space="preserve">. </w:t>
-      </w:r>
-      <w:proofErr w:type="spellStart"/>
-      <w:r>
-        <w:t>Secara</w:t>
-      </w:r>
-      <w:proofErr w:type="spellEnd"/>
-      <w:r>
-        <w:t xml:space="preserve"> </w:t>
-      </w:r>
-      <w:proofErr w:type="spellStart"/>
-      <w:r>
-        <w:t>otomatis</w:t>
-      </w:r>
-      <w:proofErr w:type="spellEnd"/>
-      <w:r>
-        <w:t xml:space="preserve"> </w:t>
-      </w:r>
-      <w:proofErr w:type="spellStart"/>
-      <w:r>
-        <w:t>semua</w:t>
-      </w:r>
-      <w:proofErr w:type="spellEnd"/>
-      <w:r>
-        <w:t xml:space="preserve"> fields </w:t>
-      </w:r>
-      <w:proofErr w:type="spellStart"/>
-      <w:r>
-        <w:t>dari</w:t>
-      </w:r>
-      <w:proofErr w:type="spellEnd"/>
-      <w:r>
-        <w:t xml:space="preserve"> data input </w:t>
-      </w:r>
-      <w:proofErr w:type="spellStart"/>
-      <w:r>
-        <w:t>akan</w:t>
-      </w:r>
-      <w:proofErr w:type="spellEnd"/>
-      <w:r>
-        <w:t xml:space="preserve"> </w:t>
-      </w:r>
-      <w:proofErr w:type="spellStart"/>
-      <w:r>
-        <w:t>muncul</w:t>
-      </w:r>
-      <w:proofErr w:type="spellEnd"/>
-      <w:r>
-        <w:t>.</w:t>
+      <w:r>
+        <w:t>filter rows</w:t>
       </w:r>
     </w:p>
     <w:p>
@@ -3111,15 +3941,78 @@
           <w:ilvl w:val="0"/>
           <w:numId w:val="8"/>
         </w:numPr>
-        <w:ind w:left="1701"/>
-      </w:pPr>
-      <w:proofErr w:type="spellStart"/>
-      <w:r>
-        <w:t>Dikarenakan</w:t>
-      </w:r>
-      <w:proofErr w:type="spellEnd"/>
-      <w:r>
-        <w:t xml:space="preserve"> </w:t>
+        <w:ind w:left="993"/>
+      </w:pPr>
+      <w:proofErr w:type="spellStart"/>
+      <w:r>
+        <w:t>Konfigurasi</w:t>
+      </w:r>
+      <w:proofErr w:type="spellEnd"/>
+      <w:r>
+        <w:t xml:space="preserve"> pada</w:t>
+      </w:r>
+      <w:r>
+        <w:t xml:space="preserve"> filter rows</w:t>
+      </w:r>
+      <w:r>
+        <w:t xml:space="preserve"> </w:t>
+      </w:r>
+      <w:proofErr w:type="spellStart"/>
+      <w:r>
+        <w:t>adalah</w:t>
+      </w:r>
+      <w:proofErr w:type="spellEnd"/>
+      <w:r>
+        <w:t xml:space="preserve"> </w:t>
+      </w:r>
+      <w:proofErr w:type="spellStart"/>
+      <w:r>
+        <w:t>dengan</w:t>
+      </w:r>
+      <w:proofErr w:type="spellEnd"/>
+      <w:r>
+        <w:t xml:space="preserve"> </w:t>
+      </w:r>
+      <w:proofErr w:type="spellStart"/>
+      <w:r>
+        <w:t>melakukan</w:t>
+      </w:r>
+      <w:proofErr w:type="spellEnd"/>
+      <w:r>
+        <w:t xml:space="preserve"> </w:t>
+      </w:r>
+      <w:proofErr w:type="spellStart"/>
+      <w:r>
+        <w:t>konfigurasi</w:t>
+      </w:r>
+      <w:proofErr w:type="spellEnd"/>
+      <w:r>
+        <w:t xml:space="preserve"> output true data </w:t>
+      </w:r>
+      <w:r>
+        <w:t>pada</w:t>
+      </w:r>
+      <w:r>
+        <w:t xml:space="preserve"> table output</w:t>
+      </w:r>
+      <w:r>
+        <w:t xml:space="preserve">. Pada </w:t>
+      </w:r>
+      <w:proofErr w:type="spellStart"/>
+      <w:r>
+        <w:t>bagian</w:t>
+      </w:r>
+      <w:proofErr w:type="spellEnd"/>
+      <w:r>
+        <w:t xml:space="preserve"> </w:t>
+      </w:r>
+      <w:proofErr w:type="spellStart"/>
+      <w:r>
+        <w:t>ini</w:t>
+      </w:r>
+      <w:proofErr w:type="spellEnd"/>
+      <w:r>
+        <w:t xml:space="preserve"> data yang </w:t>
       </w:r>
       <w:proofErr w:type="spellStart"/>
       <w:r>
@@ -3131,15 +4024,112 @@
       </w:r>
       <w:proofErr w:type="spellStart"/>
       <w:r>
-        <w:t>semua</w:t>
-      </w:r>
-      <w:proofErr w:type="spellEnd"/>
-      <w:r>
-        <w:t xml:space="preserve"> fields </w:t>
-      </w:r>
-      <w:proofErr w:type="spellStart"/>
-      <w:r>
-        <w:t>digunakan</w:t>
+        <w:t>memiliki</w:t>
+      </w:r>
+      <w:proofErr w:type="spellEnd"/>
+      <w:r>
+        <w:t xml:space="preserve"> </w:t>
+      </w:r>
+      <w:proofErr w:type="spellStart"/>
+      <w:r>
+        <w:t>kesamaan</w:t>
+      </w:r>
+      <w:proofErr w:type="spellEnd"/>
+      <w:r>
+        <w:t xml:space="preserve"> pada </w:t>
+      </w:r>
+      <w:proofErr w:type="spellStart"/>
+      <w:r>
+        <w:t>tahapan</w:t>
+      </w:r>
+      <w:proofErr w:type="spellEnd"/>
+      <w:r>
+        <w:t xml:space="preserve"> </w:t>
+      </w:r>
+      <w:proofErr w:type="spellStart"/>
+      <w:r>
+        <w:t>sebelumnya</w:t>
+      </w:r>
+      <w:proofErr w:type="spellEnd"/>
+      <w:r>
+        <w:t xml:space="preserve"> </w:t>
+      </w:r>
+      <w:proofErr w:type="spellStart"/>
+      <w:r>
+        <w:t>akan</w:t>
+      </w:r>
+      <w:proofErr w:type="spellEnd"/>
+      <w:r>
+        <w:t xml:space="preserve"> </w:t>
+      </w:r>
+      <w:proofErr w:type="spellStart"/>
+      <w:r>
+        <w:t>dicek</w:t>
+      </w:r>
+      <w:proofErr w:type="spellEnd"/>
+      <w:r>
+        <w:t xml:space="preserve"> </w:t>
+      </w:r>
+      <w:proofErr w:type="spellStart"/>
+      <w:r>
+        <w:t>dimana</w:t>
+      </w:r>
+      <w:proofErr w:type="spellEnd"/>
+      <w:r>
+        <w:t xml:space="preserve"> </w:t>
+      </w:r>
+      <w:proofErr w:type="spellStart"/>
+      <w:r>
+        <w:t>jika</w:t>
+      </w:r>
+      <w:proofErr w:type="spellEnd"/>
+      <w:r>
+        <w:t xml:space="preserve"> </w:t>
+      </w:r>
+      <w:r>
+        <w:t>fields Stream</w:t>
+      </w:r>
+      <w:r>
+        <w:t xml:space="preserve"> </w:t>
+      </w:r>
+      <w:proofErr w:type="spellStart"/>
+      <w:r>
+        <w:t>tidak</w:t>
+      </w:r>
+      <w:proofErr w:type="spellEnd"/>
+      <w:r>
+        <w:t xml:space="preserve"> </w:t>
+      </w:r>
+      <w:proofErr w:type="spellStart"/>
+      <w:r>
+        <w:t>memiliki</w:t>
+      </w:r>
+      <w:proofErr w:type="spellEnd"/>
+      <w:r>
+        <w:t xml:space="preserve"> </w:t>
+      </w:r>
+      <w:proofErr w:type="spellStart"/>
+      <w:r>
+        <w:t>kesamaan</w:t>
+      </w:r>
+      <w:proofErr w:type="spellEnd"/>
+      <w:r>
+        <w:t xml:space="preserve"> </w:t>
+      </w:r>
+      <w:proofErr w:type="spellStart"/>
+      <w:r>
+        <w:t>dengan</w:t>
+      </w:r>
+      <w:proofErr w:type="spellEnd"/>
+      <w:r>
+        <w:t xml:space="preserve"> </w:t>
+      </w:r>
+      <w:r>
+        <w:t xml:space="preserve">field </w:t>
+      </w:r>
+      <w:proofErr w:type="spellStart"/>
+      <w:r>
+        <w:t>dimDate</w:t>
       </w:r>
       <w:proofErr w:type="spellEnd"/>
       <w:r>
@@ -3151,65 +4141,18 @@
       </w:r>
       <w:proofErr w:type="spellEnd"/>
       <w:r>
-        <w:t xml:space="preserve"> pada tab </w:t>
-      </w:r>
-      <w:r>
-        <w:rPr>
-          <w:b/>
-          <w:bCs/>
-        </w:rPr>
-        <w:t>Remove</w:t>
-      </w:r>
-      <w:r>
-        <w:t xml:space="preserve"> </w:t>
-      </w:r>
-      <w:proofErr w:type="spellStart"/>
-      <w:r>
-        <w:t>diisikan</w:t>
-      </w:r>
-      <w:proofErr w:type="spellEnd"/>
-      <w:r>
-        <w:t xml:space="preserve"> fields </w:t>
-      </w:r>
-      <w:proofErr w:type="spellStart"/>
-      <w:r>
-        <w:rPr>
-          <w:b/>
-          <w:bCs/>
-        </w:rPr>
-        <w:t>CurrentDate</w:t>
-      </w:r>
-      <w:proofErr w:type="spellEnd"/>
-      <w:r>
-        <w:t xml:space="preserve"> dan </w:t>
-      </w:r>
-      <w:proofErr w:type="spellStart"/>
-      <w:r>
-        <w:rPr>
-          <w:b/>
-          <w:bCs/>
-        </w:rPr>
-        <w:t>incrementDay</w:t>
-      </w:r>
-      <w:proofErr w:type="spellEnd"/>
-      <w:r>
-        <w:t xml:space="preserve"> </w:t>
-      </w:r>
-      <w:proofErr w:type="spellStart"/>
-      <w:r>
-        <w:t>dikarenakan</w:t>
-      </w:r>
-      <w:proofErr w:type="spellEnd"/>
-      <w:r>
-        <w:t xml:space="preserve"> </w:t>
-      </w:r>
-      <w:proofErr w:type="spellStart"/>
-      <w:r>
-        <w:t>kedua</w:t>
-      </w:r>
-      <w:proofErr w:type="spellEnd"/>
-      <w:r>
-        <w:t xml:space="preserve"> fields </w:t>
+        <w:t xml:space="preserve"> </w:t>
+      </w:r>
+      <w:r>
+        <w:t xml:space="preserve">field </w:t>
+      </w:r>
+      <w:proofErr w:type="spellStart"/>
+      <w:r>
+        <w:t>dimDate</w:t>
+      </w:r>
+      <w:proofErr w:type="spellEnd"/>
+      <w:r>
+        <w:t xml:space="preserve"> </w:t>
       </w:r>
       <w:proofErr w:type="spellStart"/>
       <w:r>
@@ -3221,19 +4164,63 @@
       </w:r>
       <w:proofErr w:type="spellStart"/>
       <w:r>
-        <w:t>tidak</w:t>
-      </w:r>
-      <w:proofErr w:type="spellEnd"/>
-      <w:r>
-        <w:t xml:space="preserve"> </w:t>
-      </w:r>
-      <w:proofErr w:type="spellStart"/>
-      <w:r>
-        <w:t>digunakan</w:t>
-      </w:r>
-      <w:proofErr w:type="spellEnd"/>
-      <w:r>
-        <w:t>.</w:t>
+        <w:t>akan</w:t>
+      </w:r>
+      <w:proofErr w:type="spellEnd"/>
+      <w:r>
+        <w:t xml:space="preserve"> </w:t>
+      </w:r>
+      <w:proofErr w:type="spellStart"/>
+      <w:r>
+        <w:t>bernilai</w:t>
+      </w:r>
+      <w:proofErr w:type="spellEnd"/>
+      <w:r>
+        <w:t xml:space="preserve"> </w:t>
+      </w:r>
+      <w:r>
+        <w:t>null</w:t>
+      </w:r>
+      <w:r>
+        <w:t xml:space="preserve">. Pada </w:t>
+      </w:r>
+      <w:proofErr w:type="spellStart"/>
+      <w:r>
+        <w:t>pernyataan</w:t>
+      </w:r>
+      <w:proofErr w:type="spellEnd"/>
+      <w:r>
+        <w:t xml:space="preserve"> </w:t>
+      </w:r>
+      <w:proofErr w:type="spellStart"/>
+      <w:r>
+        <w:t>kondisi</w:t>
+      </w:r>
+      <w:proofErr w:type="spellEnd"/>
+      <w:r>
+        <w:t xml:space="preserve"> </w:t>
+      </w:r>
+      <w:proofErr w:type="spellStart"/>
+      <w:r>
+        <w:t>tuliskan</w:t>
+      </w:r>
+      <w:proofErr w:type="spellEnd"/>
+      <w:r>
+        <w:t xml:space="preserve"> </w:t>
+      </w:r>
+      <w:proofErr w:type="gramStart"/>
+      <w:r>
+        <w:t xml:space="preserve">( </w:t>
+      </w:r>
+      <w:r>
+        <w:t>date</w:t>
+      </w:r>
+      <w:proofErr w:type="gramEnd"/>
+      <w:r>
+        <w:t xml:space="preserve"> is null and year is null and month is null and day is nu</w:t>
+      </w:r>
+      <w:r>
+        <w:t>ll)</w:t>
       </w:r>
     </w:p>
     <w:p>
@@ -3243,7 +4230,7 @@
           <w:ilvl w:val="0"/>
           <w:numId w:val="8"/>
         </w:numPr>
-        <w:ind w:left="1701"/>
+        <w:ind w:left="993"/>
       </w:pPr>
       <w:proofErr w:type="spellStart"/>
       <w:r>
@@ -3251,7 +4238,15 @@
       </w:r>
       <w:proofErr w:type="spellEnd"/>
       <w:r>
-        <w:t xml:space="preserve"> output select values </w:t>
+        <w:t xml:space="preserve"> output </w:t>
+      </w:r>
+      <w:proofErr w:type="spellStart"/>
+      <w:r>
+        <w:t>dari</w:t>
+      </w:r>
+      <w:proofErr w:type="spellEnd"/>
+      <w:r>
+        <w:t xml:space="preserve"> filter rows </w:t>
       </w:r>
       <w:proofErr w:type="spellStart"/>
       <w:r>
@@ -3259,7 +4254,7 @@
       </w:r>
       <w:proofErr w:type="spellEnd"/>
       <w:r>
-        <w:t xml:space="preserve"> database lookup.</w:t>
+        <w:t xml:space="preserve"> table output. </w:t>
       </w:r>
     </w:p>
     <w:p>
@@ -3269,202 +4264,71 @@
           <w:ilvl w:val="0"/>
           <w:numId w:val="8"/>
         </w:numPr>
-        <w:ind w:left="1701"/>
-      </w:pPr>
-      <w:proofErr w:type="spellStart"/>
-      <w:r>
-        <w:t>Sebelum</w:t>
-      </w:r>
-      <w:proofErr w:type="spellEnd"/>
-      <w:r>
-        <w:t xml:space="preserve"> </w:t>
-      </w:r>
-      <w:proofErr w:type="spellStart"/>
-      <w:r>
-        <w:t>melakukan</w:t>
-      </w:r>
-      <w:proofErr w:type="spellEnd"/>
-      <w:r>
-        <w:t xml:space="preserve"> </w:t>
-      </w:r>
-      <w:proofErr w:type="spellStart"/>
-      <w:r>
-        <w:t>konfigurasi</w:t>
+        <w:ind w:left="993"/>
+      </w:pPr>
+      <w:proofErr w:type="spellStart"/>
+      <w:r>
+        <w:t>Konfigurasi</w:t>
+      </w:r>
+      <w:proofErr w:type="spellEnd"/>
+      <w:r>
+        <w:t xml:space="preserve"> pada table output </w:t>
+      </w:r>
+      <w:proofErr w:type="spellStart"/>
+      <w:r>
+        <w:t>adalah</w:t>
+      </w:r>
+      <w:proofErr w:type="spellEnd"/>
+      <w:r>
+        <w:t xml:space="preserve"> </w:t>
+      </w:r>
+      <w:proofErr w:type="spellStart"/>
+      <w:r>
+        <w:t>memberikan</w:t>
+      </w:r>
+      <w:proofErr w:type="spellEnd"/>
+      <w:r>
+        <w:t xml:space="preserve"> </w:t>
+      </w:r>
+      <w:proofErr w:type="spellStart"/>
+      <w:r>
+        <w:t>koneksi</w:t>
       </w:r>
       <w:proofErr w:type="spellEnd"/>
       <w:r>
         <w:t xml:space="preserve"> pada </w:t>
       </w:r>
-      <w:r>
-        <w:rPr>
-          <w:b/>
-          <w:bCs/>
-        </w:rPr>
-        <w:t>database lookup</w:t>
-      </w:r>
-      <w:r>
-        <w:t xml:space="preserve">, </w:t>
-      </w:r>
-      <w:proofErr w:type="spellStart"/>
-      <w:r>
-        <w:t>buatlah</w:t>
-      </w:r>
-      <w:proofErr w:type="spellEnd"/>
-      <w:r>
-        <w:t xml:space="preserve"> </w:t>
-      </w:r>
-      <w:proofErr w:type="spellStart"/>
-      <w:r>
-        <w:t>koneksi</w:t>
-      </w:r>
-      <w:proofErr w:type="spellEnd"/>
-      <w:r>
-        <w:t xml:space="preserve"> </w:t>
-      </w:r>
-      <w:proofErr w:type="spellStart"/>
-      <w:r>
-        <w:t>terlebih</w:t>
-      </w:r>
-      <w:proofErr w:type="spellEnd"/>
-      <w:r>
-        <w:t xml:space="preserve"> </w:t>
-      </w:r>
-      <w:proofErr w:type="spellStart"/>
-      <w:r>
-        <w:t>dahulu</w:t>
-      </w:r>
-      <w:proofErr w:type="spellEnd"/>
-      <w:r>
-        <w:t xml:space="preserve"> pada database </w:t>
-      </w:r>
-      <w:proofErr w:type="spellStart"/>
-      <w:r>
-        <w:t>melalui</w:t>
-      </w:r>
-      <w:proofErr w:type="spellEnd"/>
-      <w:r>
-        <w:t xml:space="preserve"> </w:t>
-      </w:r>
-      <w:r>
-        <w:rPr>
-          <w:b/>
-          <w:bCs/>
-        </w:rPr>
-        <w:t>File - New - Database Connection</w:t>
-      </w:r>
+      <w:proofErr w:type="spellStart"/>
+      <w:r>
+        <w:t>conn_dw_destination</w:t>
+      </w:r>
+      <w:proofErr w:type="spellEnd"/>
+      <w:r>
+        <w:t xml:space="preserve"> </w:t>
+      </w:r>
+      <w:proofErr w:type="spellStart"/>
+      <w:r>
+        <w:t>dengan</w:t>
+      </w:r>
+      <w:proofErr w:type="spellEnd"/>
+      <w:r>
+        <w:t xml:space="preserve"> schema </w:t>
+      </w:r>
+      <w:proofErr w:type="spellStart"/>
+      <w:r>
+        <w:t>dw_legendvehicle</w:t>
+      </w:r>
+      <w:proofErr w:type="spellEnd"/>
+      <w:r>
+        <w:t xml:space="preserve"> dan table </w:t>
+      </w:r>
+      <w:proofErr w:type="spellStart"/>
+      <w:r>
+        <w:t>dimdate</w:t>
+      </w:r>
+      <w:proofErr w:type="spellEnd"/>
       <w:r>
         <w:t xml:space="preserve">. </w:t>
-      </w:r>
-      <w:proofErr w:type="spellStart"/>
-      <w:r>
-        <w:t>Gunakan</w:t>
-      </w:r>
-      <w:proofErr w:type="spellEnd"/>
-      <w:r>
-        <w:t xml:space="preserve"> </w:t>
-      </w:r>
-      <w:r>
-        <w:rPr>
-          <w:b/>
-          <w:bCs/>
-        </w:rPr>
-        <w:t>Connection type MySQL</w:t>
-      </w:r>
-      <w:r>
-        <w:t xml:space="preserve"> </w:t>
-      </w:r>
-      <w:proofErr w:type="spellStart"/>
-      <w:r>
-        <w:t>dengan</w:t>
-      </w:r>
-      <w:proofErr w:type="spellEnd"/>
-      <w:r>
-        <w:rPr>
-          <w:b/>
-          <w:bCs/>
-        </w:rPr>
-        <w:t xml:space="preserve"> host </w:t>
-      </w:r>
-      <w:proofErr w:type="gramStart"/>
-      <w:r>
-        <w:rPr>
-          <w:b/>
-          <w:bCs/>
-        </w:rPr>
-        <w:t>name ,</w:t>
-      </w:r>
-      <w:proofErr w:type="gramEnd"/>
-      <w:r>
-        <w:rPr>
-          <w:b/>
-          <w:bCs/>
-        </w:rPr>
-        <w:t xml:space="preserve"> database name, port number, username dan password</w:t>
-      </w:r>
-      <w:r>
-        <w:t xml:space="preserve"> </w:t>
-      </w:r>
-      <w:proofErr w:type="spellStart"/>
-      <w:r>
-        <w:t>sesuai</w:t>
-      </w:r>
-      <w:proofErr w:type="spellEnd"/>
-      <w:r>
-        <w:t xml:space="preserve"> </w:t>
-      </w:r>
-      <w:proofErr w:type="spellStart"/>
-      <w:r>
-        <w:t>konfigurasi</w:t>
-      </w:r>
-      <w:proofErr w:type="spellEnd"/>
-      <w:r>
-        <w:t xml:space="preserve"> MySQL pada device masing-masing. </w:t>
-      </w:r>
-      <w:proofErr w:type="spellStart"/>
-      <w:r>
-        <w:t>beri</w:t>
-      </w:r>
-      <w:proofErr w:type="spellEnd"/>
-      <w:r>
-        <w:t xml:space="preserve"> nama </w:t>
-      </w:r>
-      <w:r>
-        <w:rPr>
-          <w:b/>
-          <w:bCs/>
-        </w:rPr>
-        <w:t>connection name</w:t>
-      </w:r>
-      <w:r>
-        <w:t xml:space="preserve"> </w:t>
-      </w:r>
-      <w:proofErr w:type="spellStart"/>
-      <w:r>
-        <w:t>tersebut</w:t>
-      </w:r>
-      <w:proofErr w:type="spellEnd"/>
-      <w:r>
-        <w:t xml:space="preserve"> </w:t>
-      </w:r>
-      <w:proofErr w:type="spellStart"/>
-      <w:r>
-        <w:t>dengan</w:t>
-      </w:r>
-      <w:proofErr w:type="spellEnd"/>
-      <w:r>
-        <w:t xml:space="preserve"> nama </w:t>
-      </w:r>
-      <w:proofErr w:type="spellStart"/>
-      <w:r>
-        <w:rPr>
-          <w:b/>
-          <w:bCs/>
-        </w:rPr>
-        <w:t>conn_dw_destination</w:t>
-      </w:r>
-      <w:proofErr w:type="spellEnd"/>
-      <w:r>
-        <w:t>.</w:t>
       </w:r>
     </w:p>
     <w:p>
@@ -3474,182 +4338,15 @@
           <w:ilvl w:val="0"/>
           <w:numId w:val="8"/>
         </w:numPr>
-        <w:ind w:left="1701"/>
-      </w:pPr>
-      <w:proofErr w:type="spellStart"/>
-      <w:r>
-        <w:t>Konfigurasi</w:t>
-      </w:r>
-      <w:proofErr w:type="spellEnd"/>
-      <w:r>
-        <w:t xml:space="preserve"> pada </w:t>
-      </w:r>
-      <w:r>
-        <w:rPr>
-          <w:b/>
-          <w:bCs/>
-        </w:rPr>
-        <w:t>database lookup</w:t>
-      </w:r>
-      <w:r>
-        <w:t xml:space="preserve"> </w:t>
-      </w:r>
-      <w:proofErr w:type="spellStart"/>
-      <w:r>
-        <w:t>adalah</w:t>
-      </w:r>
-      <w:proofErr w:type="spellEnd"/>
-      <w:r>
-        <w:t xml:space="preserve"> </w:t>
-      </w:r>
-      <w:proofErr w:type="spellStart"/>
-      <w:r>
-        <w:t>dengan</w:t>
-      </w:r>
-      <w:proofErr w:type="spellEnd"/>
-      <w:r>
-        <w:t xml:space="preserve"> </w:t>
-      </w:r>
-      <w:proofErr w:type="spellStart"/>
-      <w:r>
-        <w:t>memberikan</w:t>
-      </w:r>
-      <w:proofErr w:type="spellEnd"/>
-      <w:r>
-        <w:rPr>
-          <w:b/>
-          <w:bCs/>
-        </w:rPr>
-        <w:t xml:space="preserve"> connection</w:t>
-      </w:r>
-      <w:r>
-        <w:t xml:space="preserve"> </w:t>
-      </w:r>
-      <w:proofErr w:type="spellStart"/>
-      <w:r>
-        <w:t>dengan</w:t>
-      </w:r>
-      <w:proofErr w:type="spellEnd"/>
-      <w:r>
-        <w:t xml:space="preserve"> </w:t>
-      </w:r>
-      <w:proofErr w:type="spellStart"/>
-      <w:r>
-        <w:t>koneksi</w:t>
-      </w:r>
-      <w:proofErr w:type="spellEnd"/>
-      <w:r>
-        <w:t xml:space="preserve"> yang </w:t>
-      </w:r>
-      <w:proofErr w:type="spellStart"/>
-      <w:r>
-        <w:t>sudah</w:t>
-      </w:r>
-      <w:proofErr w:type="spellEnd"/>
-      <w:r>
-        <w:t xml:space="preserve"> </w:t>
-      </w:r>
-      <w:proofErr w:type="spellStart"/>
-      <w:r>
-        <w:t>dibuat</w:t>
-      </w:r>
-      <w:proofErr w:type="spellEnd"/>
-      <w:r>
-        <w:t xml:space="preserve"> pada step </w:t>
-      </w:r>
-      <w:proofErr w:type="spellStart"/>
-      <w:r>
-        <w:t>sebelumnya</w:t>
-      </w:r>
-      <w:proofErr w:type="spellEnd"/>
-      <w:r>
-        <w:t xml:space="preserve">. </w:t>
-      </w:r>
-      <w:proofErr w:type="spellStart"/>
-      <w:r>
-        <w:t>dengan</w:t>
-      </w:r>
-      <w:proofErr w:type="spellEnd"/>
-      <w:r>
-        <w:t xml:space="preserve"> </w:t>
-      </w:r>
-      <w:r>
-        <w:rPr>
-          <w:b/>
-          <w:bCs/>
-        </w:rPr>
-        <w:t xml:space="preserve">schema </w:t>
-      </w:r>
-      <w:r>
-        <w:t xml:space="preserve">nama database yang </w:t>
-      </w:r>
-      <w:proofErr w:type="spellStart"/>
-      <w:r>
-        <w:t>digunakan</w:t>
-      </w:r>
-      <w:proofErr w:type="spellEnd"/>
-      <w:r>
-        <w:t xml:space="preserve"> dan </w:t>
-      </w:r>
-      <w:proofErr w:type="spellStart"/>
-      <w:r>
-        <w:rPr>
-          <w:b/>
-          <w:bCs/>
-        </w:rPr>
-        <w:t>tabel</w:t>
-      </w:r>
-      <w:proofErr w:type="spellEnd"/>
-      <w:r>
-        <w:rPr>
-          <w:b/>
-          <w:bCs/>
-        </w:rPr>
-        <w:t xml:space="preserve"> </w:t>
-      </w:r>
-      <w:proofErr w:type="spellStart"/>
-      <w:r>
-        <w:rPr>
-          <w:b/>
-          <w:bCs/>
-        </w:rPr>
-        <w:t>dimdate</w:t>
-      </w:r>
-      <w:proofErr w:type="spellEnd"/>
-      <w:r>
-        <w:t xml:space="preserve"> yang </w:t>
-      </w:r>
-      <w:proofErr w:type="spellStart"/>
-      <w:r>
-        <w:t>telah</w:t>
-      </w:r>
-      <w:proofErr w:type="spellEnd"/>
-      <w:r>
-        <w:t xml:space="preserve"> </w:t>
-      </w:r>
-      <w:proofErr w:type="spellStart"/>
-      <w:r>
-        <w:t>dibuat</w:t>
-      </w:r>
-      <w:proofErr w:type="spellEnd"/>
-      <w:r>
-        <w:t xml:space="preserve"> pada </w:t>
-      </w:r>
-      <w:proofErr w:type="spellStart"/>
-      <w:r>
-        <w:t>langkah</w:t>
-      </w:r>
-      <w:proofErr w:type="spellEnd"/>
-      <w:r>
-        <w:t xml:space="preserve"> </w:t>
-      </w:r>
-      <w:proofErr w:type="spellStart"/>
-      <w:r>
-        <w:t>pertama</w:t>
-      </w:r>
-      <w:proofErr w:type="spellEnd"/>
-      <w:r>
-        <w:t>.</w:t>
+        <w:ind w:left="993"/>
+      </w:pPr>
+      <w:proofErr w:type="spellStart"/>
+      <w:r>
+        <w:t>Aktifkan</w:t>
+      </w:r>
+      <w:proofErr w:type="spellEnd"/>
+      <w:r>
+        <w:t xml:space="preserve"> specify database fields. </w:t>
       </w:r>
     </w:p>
     <w:p>
@@ -3659,10 +4356,82 @@
           <w:ilvl w:val="0"/>
           <w:numId w:val="8"/>
         </w:numPr>
-        <w:ind w:left="1701"/>
-      </w:pPr>
-      <w:r>
-        <w:t xml:space="preserve">Field yang </w:t>
+        <w:ind w:left="993"/>
+      </w:pPr>
+      <w:r>
+        <w:t xml:space="preserve">Pada tab Database fields, mapping data input </w:t>
+      </w:r>
+      <w:proofErr w:type="spellStart"/>
+      <w:r>
+        <w:t>streamDate</w:t>
+      </w:r>
+      <w:proofErr w:type="spellEnd"/>
+      <w:r>
+        <w:t xml:space="preserve">, </w:t>
+      </w:r>
+      <w:proofErr w:type="spellStart"/>
+      <w:r>
+        <w:t>streamYear</w:t>
+      </w:r>
+      <w:proofErr w:type="spellEnd"/>
+      <w:r>
+        <w:t xml:space="preserve">, </w:t>
+      </w:r>
+      <w:proofErr w:type="spellStart"/>
+      <w:r>
+        <w:t>streamMonth</w:t>
+      </w:r>
+      <w:proofErr w:type="spellEnd"/>
+      <w:r>
+        <w:t xml:space="preserve"> dan </w:t>
+      </w:r>
+      <w:proofErr w:type="spellStart"/>
+      <w:r>
+        <w:t>streamDay</w:t>
+      </w:r>
+      <w:proofErr w:type="spellEnd"/>
+      <w:r>
+        <w:t xml:space="preserve"> </w:t>
+      </w:r>
+      <w:proofErr w:type="spellStart"/>
+      <w:r>
+        <w:t>dengan</w:t>
+      </w:r>
+      <w:proofErr w:type="spellEnd"/>
+      <w:r>
+        <w:t xml:space="preserve"> fields yang </w:t>
+      </w:r>
+      <w:proofErr w:type="spellStart"/>
+      <w:r>
+        <w:t>ada</w:t>
+      </w:r>
+      <w:proofErr w:type="spellEnd"/>
+      <w:r>
+        <w:t xml:space="preserve"> pada </w:t>
+      </w:r>
+      <w:proofErr w:type="spellStart"/>
+      <w:r>
+        <w:t>dimDate</w:t>
+      </w:r>
+      <w:proofErr w:type="spellEnd"/>
+      <w:r>
+        <w:t xml:space="preserve">. Pada </w:t>
+      </w:r>
+      <w:proofErr w:type="spellStart"/>
+      <w:r>
+        <w:t>tahapan</w:t>
+      </w:r>
+      <w:proofErr w:type="spellEnd"/>
+      <w:r>
+        <w:t xml:space="preserve"> </w:t>
+      </w:r>
+      <w:proofErr w:type="spellStart"/>
+      <w:r>
+        <w:t>ini</w:t>
+      </w:r>
+      <w:proofErr w:type="spellEnd"/>
+      <w:r>
+        <w:t xml:space="preserve"> </w:t>
       </w:r>
       <w:proofErr w:type="spellStart"/>
       <w:r>
@@ -3674,302 +4443,36 @@
       </w:r>
       <w:proofErr w:type="spellStart"/>
       <w:r>
-        <w:t>dicek</w:t>
-      </w:r>
-      <w:proofErr w:type="spellEnd"/>
-      <w:r>
-        <w:t xml:space="preserve"> </w:t>
-      </w:r>
-      <w:proofErr w:type="spellStart"/>
-      <w:r>
-        <w:t>untuk</w:t>
-      </w:r>
-      <w:proofErr w:type="spellEnd"/>
-      <w:r>
-        <w:t xml:space="preserve"> </w:t>
-      </w:r>
-      <w:proofErr w:type="spellStart"/>
-      <w:r>
-        <w:t>melihat</w:t>
-      </w:r>
-      <w:proofErr w:type="spellEnd"/>
-      <w:r>
-        <w:t xml:space="preserve"> </w:t>
-      </w:r>
-      <w:proofErr w:type="spellStart"/>
-      <w:r>
-        <w:t>kesamaan</w:t>
-      </w:r>
-      <w:proofErr w:type="spellEnd"/>
-      <w:r>
-        <w:t xml:space="preserve"> </w:t>
-      </w:r>
-      <w:proofErr w:type="spellStart"/>
-      <w:r>
-        <w:t>isi</w:t>
-      </w:r>
-      <w:proofErr w:type="spellEnd"/>
-      <w:r>
-        <w:t xml:space="preserve"> </w:t>
-      </w:r>
-      <w:proofErr w:type="spellStart"/>
-      <w:r>
-        <w:t>datanya</w:t>
-      </w:r>
-      <w:proofErr w:type="spellEnd"/>
-      <w:r>
-        <w:t xml:space="preserve"> agar </w:t>
-      </w:r>
-      <w:proofErr w:type="spellStart"/>
-      <w:r>
-        <w:t>tidak</w:t>
-      </w:r>
-      <w:proofErr w:type="spellEnd"/>
-      <w:r>
-        <w:t xml:space="preserve"> </w:t>
-      </w:r>
-      <w:proofErr w:type="spellStart"/>
-      <w:r>
-        <w:t>kembar</w:t>
-      </w:r>
-      <w:proofErr w:type="spellEnd"/>
-      <w:r>
-        <w:t xml:space="preserve"> </w:t>
-      </w:r>
-      <w:proofErr w:type="spellStart"/>
-      <w:r>
-        <w:t>adalah</w:t>
-      </w:r>
-      <w:proofErr w:type="spellEnd"/>
-      <w:r>
-        <w:t>:</w:t>
-      </w:r>
-    </w:p>
-    <w:p>
-      <w:pPr>
-        <w:pStyle w:val="ListParagraph"/>
-        <w:numPr>
-          <w:ilvl w:val="0"/>
-          <w:numId w:val="11"/>
-        </w:numPr>
-      </w:pPr>
-      <w:r>
-        <w:t xml:space="preserve">field </w:t>
-      </w:r>
-      <w:r>
-        <w:rPr>
-          <w:b/>
-          <w:bCs/>
-        </w:rPr>
-        <w:t>date</w:t>
-      </w:r>
-      <w:r>
-        <w:t xml:space="preserve"> pada table</w:t>
-      </w:r>
-      <w:r>
-        <w:rPr>
-          <w:b/>
-          <w:bCs/>
-        </w:rPr>
-        <w:t xml:space="preserve"> </w:t>
-      </w:r>
-      <w:proofErr w:type="spellStart"/>
-      <w:r>
-        <w:rPr>
-          <w:b/>
-          <w:bCs/>
-        </w:rPr>
-        <w:t>dimdate</w:t>
-      </w:r>
-      <w:proofErr w:type="spellEnd"/>
-      <w:r>
-        <w:t xml:space="preserve"> </w:t>
-      </w:r>
-      <w:proofErr w:type="spellStart"/>
-      <w:r>
-        <w:t>dengan</w:t>
-      </w:r>
-      <w:proofErr w:type="spellEnd"/>
-      <w:r>
-        <w:t xml:space="preserve"> field </w:t>
-      </w:r>
-      <w:proofErr w:type="spellStart"/>
-      <w:r>
-        <w:rPr>
-          <w:b/>
-          <w:bCs/>
-        </w:rPr>
-        <w:t>streamDate</w:t>
-      </w:r>
-      <w:proofErr w:type="spellEnd"/>
-    </w:p>
-    <w:p>
-      <w:pPr>
-        <w:pStyle w:val="ListParagraph"/>
-        <w:numPr>
-          <w:ilvl w:val="0"/>
-          <w:numId w:val="11"/>
-        </w:numPr>
-      </w:pPr>
-      <w:r>
-        <w:t xml:space="preserve">field </w:t>
-      </w:r>
-      <w:r>
-        <w:rPr>
-          <w:b/>
-          <w:bCs/>
-        </w:rPr>
-        <w:t>year</w:t>
-      </w:r>
-      <w:r>
-        <w:t xml:space="preserve"> pada table </w:t>
-      </w:r>
-      <w:proofErr w:type="spellStart"/>
-      <w:r>
-        <w:rPr>
-          <w:b/>
-          <w:bCs/>
-        </w:rPr>
-        <w:t>dimdate</w:t>
-      </w:r>
-      <w:proofErr w:type="spellEnd"/>
-      <w:r>
-        <w:rPr>
-          <w:b/>
-          <w:bCs/>
-        </w:rPr>
-        <w:t xml:space="preserve"> </w:t>
-      </w:r>
-      <w:proofErr w:type="spellStart"/>
-      <w:r>
-        <w:t>dengan</w:t>
-      </w:r>
-      <w:proofErr w:type="spellEnd"/>
-      <w:r>
-        <w:t xml:space="preserve"> field </w:t>
-      </w:r>
-      <w:proofErr w:type="spellStart"/>
-      <w:r>
-        <w:rPr>
-          <w:b/>
-          <w:bCs/>
-        </w:rPr>
-        <w:t>streamYear</w:t>
-      </w:r>
-      <w:proofErr w:type="spellEnd"/>
-    </w:p>
-    <w:p>
-      <w:pPr>
-        <w:pStyle w:val="ListParagraph"/>
-        <w:numPr>
-          <w:ilvl w:val="0"/>
-          <w:numId w:val="11"/>
-        </w:numPr>
-      </w:pPr>
-      <w:r>
-        <w:t xml:space="preserve">field </w:t>
-      </w:r>
-      <w:r>
-        <w:rPr>
-          <w:b/>
-          <w:bCs/>
-        </w:rPr>
-        <w:t>month</w:t>
-      </w:r>
-      <w:r>
-        <w:t xml:space="preserve"> pada table </w:t>
-      </w:r>
-      <w:proofErr w:type="spellStart"/>
-      <w:r>
-        <w:rPr>
-          <w:b/>
-          <w:bCs/>
-        </w:rPr>
-        <w:t>dimdate</w:t>
-      </w:r>
-      <w:proofErr w:type="spellEnd"/>
-      <w:r>
-        <w:t xml:space="preserve"> </w:t>
-      </w:r>
-      <w:proofErr w:type="spellStart"/>
-      <w:r>
-        <w:t>dengan</w:t>
-      </w:r>
-      <w:proofErr w:type="spellEnd"/>
-      <w:r>
-        <w:t xml:space="preserve"> field </w:t>
-      </w:r>
-      <w:proofErr w:type="spellStart"/>
-      <w:r>
-        <w:rPr>
-          <w:b/>
-          <w:bCs/>
-        </w:rPr>
-        <w:t>streamMonth</w:t>
-      </w:r>
-      <w:proofErr w:type="spellEnd"/>
-    </w:p>
-    <w:p>
-      <w:pPr>
-        <w:pStyle w:val="ListParagraph"/>
-        <w:numPr>
-          <w:ilvl w:val="0"/>
-          <w:numId w:val="11"/>
-        </w:numPr>
-      </w:pPr>
-      <w:r>
-        <w:t xml:space="preserve">field </w:t>
-      </w:r>
-      <w:r>
-        <w:rPr>
-          <w:b/>
-          <w:bCs/>
-        </w:rPr>
-        <w:t>day</w:t>
-      </w:r>
-      <w:r>
-        <w:t xml:space="preserve"> pada table</w:t>
-      </w:r>
-      <w:r>
-        <w:rPr>
-          <w:b/>
-          <w:bCs/>
-        </w:rPr>
-        <w:t xml:space="preserve"> </w:t>
-      </w:r>
-      <w:proofErr w:type="spellStart"/>
-      <w:r>
-        <w:rPr>
-          <w:b/>
-          <w:bCs/>
-        </w:rPr>
-        <w:t>dimdate</w:t>
-      </w:r>
-      <w:proofErr w:type="spellEnd"/>
-      <w:r>
-        <w:rPr>
-          <w:b/>
-          <w:bCs/>
-        </w:rPr>
-        <w:t xml:space="preserve"> </w:t>
-      </w:r>
-      <w:proofErr w:type="spellStart"/>
-      <w:r>
-        <w:t>dengan</w:t>
-      </w:r>
-      <w:proofErr w:type="spellEnd"/>
-      <w:r>
-        <w:t xml:space="preserve"> field </w:t>
-      </w:r>
-      <w:proofErr w:type="spellStart"/>
-      <w:r>
-        <w:rPr>
-          <w:b/>
-          <w:bCs/>
-        </w:rPr>
-        <w:t>streamDay</w:t>
-      </w:r>
-      <w:proofErr w:type="spellEnd"/>
+        <w:t>dilakukan</w:t>
+      </w:r>
+      <w:proofErr w:type="spellEnd"/>
+      <w:r>
+        <w:t xml:space="preserve"> insert data </w:t>
+      </w:r>
+      <w:proofErr w:type="spellStart"/>
+      <w:r>
+        <w:t>menuju</w:t>
+      </w:r>
+      <w:proofErr w:type="spellEnd"/>
+      <w:r>
+        <w:t xml:space="preserve"> </w:t>
+      </w:r>
+      <w:proofErr w:type="spellStart"/>
+      <w:r>
+        <w:t>tabel</w:t>
+      </w:r>
+      <w:proofErr w:type="spellEnd"/>
+      <w:r>
+        <w:t xml:space="preserve"> </w:t>
+      </w:r>
+      <w:proofErr w:type="spellStart"/>
+      <w:r>
+        <w:t>dimDate</w:t>
+      </w:r>
+      <w:proofErr w:type="spellEnd"/>
+      <w:r>
+        <w:t>.</w:t>
+      </w:r>
     </w:p>
     <w:p>
       <w:pPr>
@@ -3978,805 +4481,87 @@
           <w:ilvl w:val="0"/>
           <w:numId w:val="8"/>
         </w:numPr>
+        <w:ind w:left="993"/>
+      </w:pPr>
+      <w:proofErr w:type="spellStart"/>
+      <w:r>
+        <w:t>cek</w:t>
+      </w:r>
+      <w:proofErr w:type="spellEnd"/>
+      <w:r>
+        <w:t xml:space="preserve"> </w:t>
+      </w:r>
+      <w:proofErr w:type="spellStart"/>
+      <w:r>
+        <w:t>isi</w:t>
+      </w:r>
+      <w:proofErr w:type="spellEnd"/>
+      <w:r>
+        <w:t xml:space="preserve"> table </w:t>
+      </w:r>
+      <w:proofErr w:type="spellStart"/>
+      <w:r>
+        <w:t>dimdate</w:t>
+      </w:r>
+      <w:proofErr w:type="spellEnd"/>
+      <w:r>
+        <w:t xml:space="preserve"> pada database. Jika </w:t>
+      </w:r>
+      <w:proofErr w:type="spellStart"/>
+      <w:r>
+        <w:t>sukses</w:t>
+      </w:r>
+      <w:proofErr w:type="spellEnd"/>
+      <w:r>
+        <w:t xml:space="preserve"> </w:t>
+      </w:r>
+      <w:proofErr w:type="spellStart"/>
+      <w:r>
+        <w:t>maka</w:t>
+      </w:r>
+      <w:proofErr w:type="spellEnd"/>
+      <w:r>
+        <w:t xml:space="preserve"> pada table </w:t>
+      </w:r>
+      <w:proofErr w:type="spellStart"/>
+      <w:r>
+        <w:t>dimdate</w:t>
+      </w:r>
+      <w:proofErr w:type="spellEnd"/>
+      <w:r>
+        <w:t xml:space="preserve"> </w:t>
+      </w:r>
+      <w:proofErr w:type="spellStart"/>
+      <w:r>
+        <w:t>akan</w:t>
+      </w:r>
+      <w:proofErr w:type="spellEnd"/>
+      <w:r>
+        <w:t xml:space="preserve"> </w:t>
+      </w:r>
+      <w:proofErr w:type="spellStart"/>
+      <w:r>
+        <w:t>terisi</w:t>
+      </w:r>
+      <w:proofErr w:type="spellEnd"/>
+      <w:r>
+        <w:t xml:space="preserve"> 1825 data.</w:t>
+      </w:r>
+    </w:p>
+    <w:p>
+      <w:pPr>
+        <w:pStyle w:val="ListParagraph"/>
         <w:ind w:left="1701"/>
       </w:pPr>
-      <w:r>
-        <w:t xml:space="preserve">Field yang </w:t>
-      </w:r>
-      <w:proofErr w:type="spellStart"/>
-      <w:r>
-        <w:t>akan</w:t>
-      </w:r>
-      <w:proofErr w:type="spellEnd"/>
-      <w:r>
-        <w:t xml:space="preserve"> di </w:t>
-      </w:r>
-      <w:proofErr w:type="spellStart"/>
-      <w:r>
-        <w:rPr>
-          <w:b/>
-          <w:bCs/>
-        </w:rPr>
-        <w:t>retrive</w:t>
-      </w:r>
-      <w:proofErr w:type="spellEnd"/>
-      <w:r>
-        <w:t xml:space="preserve"> </w:t>
-      </w:r>
-      <w:proofErr w:type="spellStart"/>
-      <w:r>
-        <w:t>adalah</w:t>
-      </w:r>
-      <w:proofErr w:type="spellEnd"/>
-      <w:r>
-        <w:t xml:space="preserve"> field yang </w:t>
-      </w:r>
-      <w:proofErr w:type="spellStart"/>
-      <w:r>
-        <w:t>ada</w:t>
-      </w:r>
-      <w:proofErr w:type="spellEnd"/>
-      <w:r>
-        <w:t xml:space="preserve"> pada table </w:t>
-      </w:r>
-      <w:proofErr w:type="spellStart"/>
-      <w:r>
-        <w:rPr>
-          <w:b/>
-          <w:bCs/>
-        </w:rPr>
-        <w:t>dimDate</w:t>
-      </w:r>
-      <w:proofErr w:type="spellEnd"/>
-      <w:r>
-        <w:t xml:space="preserve"> </w:t>
-      </w:r>
-      <w:proofErr w:type="spellStart"/>
-      <w:r>
-        <w:t>yaitu</w:t>
-      </w:r>
-      <w:proofErr w:type="spellEnd"/>
-      <w:r>
-        <w:t xml:space="preserve"> </w:t>
-      </w:r>
-      <w:r>
-        <w:rPr>
-          <w:b/>
-          <w:bCs/>
-        </w:rPr>
-        <w:t>date, year, month,</w:t>
-      </w:r>
-      <w:r>
-        <w:t xml:space="preserve"> dan </w:t>
-      </w:r>
-      <w:r>
-        <w:rPr>
-          <w:b/>
-          <w:bCs/>
-        </w:rPr>
-        <w:t>day</w:t>
-      </w:r>
     </w:p>
     <w:p>
       <w:pPr>
         <w:pStyle w:val="ListParagraph"/>
         <w:numPr>
           <w:ilvl w:val="0"/>
-          <w:numId w:val="8"/>
+          <w:numId w:val="13"/>
         </w:numPr>
-        <w:ind w:left="1701"/>
-      </w:pPr>
-      <w:proofErr w:type="spellStart"/>
-      <w:r>
-        <w:t>Hubungkan</w:t>
-      </w:r>
-      <w:proofErr w:type="spellEnd"/>
-      <w:r>
-        <w:t xml:space="preserve"> output </w:t>
-      </w:r>
-      <w:proofErr w:type="spellStart"/>
-      <w:r>
-        <w:t>dari</w:t>
-      </w:r>
-      <w:proofErr w:type="spellEnd"/>
-      <w:r>
-        <w:t xml:space="preserve"> </w:t>
-      </w:r>
-      <w:r>
-        <w:rPr>
-          <w:b/>
-          <w:bCs/>
-        </w:rPr>
-        <w:t>database lookup</w:t>
-      </w:r>
-      <w:r>
-        <w:t xml:space="preserve"> </w:t>
-      </w:r>
-      <w:proofErr w:type="spellStart"/>
-      <w:r>
-        <w:t>dengan</w:t>
-      </w:r>
-      <w:proofErr w:type="spellEnd"/>
-      <w:r>
-        <w:t xml:space="preserve"> </w:t>
-      </w:r>
-      <w:r>
-        <w:rPr>
-          <w:b/>
-          <w:bCs/>
-        </w:rPr>
-        <w:t>filter rows</w:t>
-      </w:r>
-    </w:p>
-    <w:p>
-      <w:pPr>
-        <w:pStyle w:val="ListParagraph"/>
-        <w:numPr>
-          <w:ilvl w:val="0"/>
-          <w:numId w:val="8"/>
-        </w:numPr>
-        <w:ind w:left="1701"/>
-      </w:pPr>
-      <w:proofErr w:type="spellStart"/>
-      <w:r>
-        <w:lastRenderedPageBreak/>
-        <w:t>Konfigurasi</w:t>
-      </w:r>
-      <w:proofErr w:type="spellEnd"/>
-      <w:r>
-        <w:t xml:space="preserve"> pada</w:t>
-      </w:r>
-      <w:r>
-        <w:rPr>
-          <w:b/>
-          <w:bCs/>
-        </w:rPr>
-        <w:t xml:space="preserve"> filter rows</w:t>
-      </w:r>
-      <w:r>
-        <w:t xml:space="preserve"> </w:t>
-      </w:r>
-      <w:proofErr w:type="spellStart"/>
-      <w:r>
-        <w:t>adalah</w:t>
-      </w:r>
-      <w:proofErr w:type="spellEnd"/>
-      <w:r>
-        <w:t xml:space="preserve"> </w:t>
-      </w:r>
-      <w:proofErr w:type="spellStart"/>
-      <w:r>
-        <w:t>dengan</w:t>
-      </w:r>
-      <w:proofErr w:type="spellEnd"/>
-      <w:r>
-        <w:t xml:space="preserve"> </w:t>
-      </w:r>
-      <w:proofErr w:type="spellStart"/>
-      <w:r>
-        <w:t>melakukan</w:t>
-      </w:r>
-      <w:proofErr w:type="spellEnd"/>
-      <w:r>
-        <w:t xml:space="preserve"> </w:t>
-      </w:r>
-      <w:proofErr w:type="spellStart"/>
-      <w:r>
-        <w:t>konfigurasi</w:t>
-      </w:r>
-      <w:proofErr w:type="spellEnd"/>
-      <w:r>
-        <w:rPr>
-          <w:b/>
-          <w:bCs/>
-        </w:rPr>
-        <w:t xml:space="preserve"> output true data </w:t>
-      </w:r>
-      <w:r>
-        <w:t>pada</w:t>
-      </w:r>
-      <w:r>
-        <w:rPr>
-          <w:b/>
-          <w:bCs/>
-        </w:rPr>
-        <w:t xml:space="preserve"> table output</w:t>
-      </w:r>
-      <w:r>
-        <w:t xml:space="preserve">. Pada </w:t>
-      </w:r>
-      <w:proofErr w:type="spellStart"/>
-      <w:r>
-        <w:t>bagian</w:t>
-      </w:r>
-      <w:proofErr w:type="spellEnd"/>
-      <w:r>
-        <w:t xml:space="preserve"> </w:t>
-      </w:r>
-      <w:proofErr w:type="spellStart"/>
-      <w:r>
-        <w:t>ini</w:t>
-      </w:r>
-      <w:proofErr w:type="spellEnd"/>
-      <w:r>
-        <w:t xml:space="preserve"> data yang </w:t>
-      </w:r>
-      <w:proofErr w:type="spellStart"/>
-      <w:r>
-        <w:t>tidak</w:t>
-      </w:r>
-      <w:proofErr w:type="spellEnd"/>
-      <w:r>
-        <w:t xml:space="preserve"> </w:t>
-      </w:r>
-      <w:proofErr w:type="spellStart"/>
-      <w:r>
-        <w:t>memiliki</w:t>
-      </w:r>
-      <w:proofErr w:type="spellEnd"/>
-      <w:r>
-        <w:t xml:space="preserve"> </w:t>
-      </w:r>
-      <w:proofErr w:type="spellStart"/>
-      <w:r>
-        <w:t>kesamaan</w:t>
-      </w:r>
-      <w:proofErr w:type="spellEnd"/>
-      <w:r>
-        <w:t xml:space="preserve"> pada </w:t>
-      </w:r>
-      <w:proofErr w:type="spellStart"/>
-      <w:r>
-        <w:t>tahapan</w:t>
-      </w:r>
-      <w:proofErr w:type="spellEnd"/>
-      <w:r>
-        <w:t xml:space="preserve"> </w:t>
-      </w:r>
-      <w:proofErr w:type="spellStart"/>
-      <w:r>
-        <w:t>sebelumnya</w:t>
-      </w:r>
-      <w:proofErr w:type="spellEnd"/>
-      <w:r>
-        <w:t xml:space="preserve"> </w:t>
-      </w:r>
-      <w:proofErr w:type="spellStart"/>
-      <w:r>
-        <w:t>akan</w:t>
-      </w:r>
-      <w:proofErr w:type="spellEnd"/>
-      <w:r>
-        <w:t xml:space="preserve"> </w:t>
-      </w:r>
-      <w:proofErr w:type="spellStart"/>
-      <w:r>
-        <w:t>dicek</w:t>
-      </w:r>
-      <w:proofErr w:type="spellEnd"/>
-      <w:r>
-        <w:t xml:space="preserve"> </w:t>
-      </w:r>
-      <w:proofErr w:type="spellStart"/>
-      <w:r>
-        <w:t>dimana</w:t>
-      </w:r>
-      <w:proofErr w:type="spellEnd"/>
-      <w:r>
-        <w:t xml:space="preserve"> </w:t>
-      </w:r>
-      <w:proofErr w:type="spellStart"/>
-      <w:r>
-        <w:t>jika</w:t>
-      </w:r>
-      <w:proofErr w:type="spellEnd"/>
-      <w:r>
-        <w:t xml:space="preserve"> </w:t>
-      </w:r>
-      <w:r>
-        <w:rPr>
-          <w:b/>
-          <w:bCs/>
-        </w:rPr>
-        <w:t>fields Stream</w:t>
-      </w:r>
-      <w:r>
-        <w:t xml:space="preserve"> </w:t>
-      </w:r>
-      <w:proofErr w:type="spellStart"/>
-      <w:r>
-        <w:t>tidak</w:t>
-      </w:r>
-      <w:proofErr w:type="spellEnd"/>
-      <w:r>
-        <w:t xml:space="preserve"> </w:t>
-      </w:r>
-      <w:proofErr w:type="spellStart"/>
-      <w:r>
-        <w:t>memiliki</w:t>
-      </w:r>
-      <w:proofErr w:type="spellEnd"/>
-      <w:r>
-        <w:t xml:space="preserve"> </w:t>
-      </w:r>
-      <w:proofErr w:type="spellStart"/>
-      <w:r>
-        <w:t>kesamaan</w:t>
-      </w:r>
-      <w:proofErr w:type="spellEnd"/>
-      <w:r>
-        <w:t xml:space="preserve"> </w:t>
-      </w:r>
-      <w:proofErr w:type="spellStart"/>
-      <w:r>
-        <w:t>dengan</w:t>
-      </w:r>
-      <w:proofErr w:type="spellEnd"/>
-      <w:r>
-        <w:t xml:space="preserve"> </w:t>
-      </w:r>
-      <w:r>
-        <w:rPr>
-          <w:b/>
-          <w:bCs/>
-        </w:rPr>
-        <w:t xml:space="preserve">field </w:t>
-      </w:r>
-      <w:proofErr w:type="spellStart"/>
-      <w:r>
-        <w:rPr>
-          <w:b/>
-          <w:bCs/>
-        </w:rPr>
-        <w:t>dimDate</w:t>
-      </w:r>
-      <w:proofErr w:type="spellEnd"/>
-      <w:r>
-        <w:t xml:space="preserve">, </w:t>
-      </w:r>
-      <w:proofErr w:type="spellStart"/>
-      <w:r>
-        <w:t>maka</w:t>
-      </w:r>
-      <w:proofErr w:type="spellEnd"/>
-      <w:r>
-        <w:t xml:space="preserve"> </w:t>
-      </w:r>
-      <w:r>
-        <w:rPr>
-          <w:b/>
-          <w:bCs/>
-        </w:rPr>
-        <w:t xml:space="preserve">field </w:t>
-      </w:r>
-      <w:proofErr w:type="spellStart"/>
-      <w:r>
-        <w:rPr>
-          <w:b/>
-          <w:bCs/>
-        </w:rPr>
-        <w:t>dimDate</w:t>
-      </w:r>
-      <w:proofErr w:type="spellEnd"/>
-      <w:r>
-        <w:t xml:space="preserve"> </w:t>
-      </w:r>
-      <w:proofErr w:type="spellStart"/>
-      <w:r>
-        <w:t>tersebut</w:t>
-      </w:r>
-      <w:proofErr w:type="spellEnd"/>
-      <w:r>
-        <w:t xml:space="preserve"> </w:t>
-      </w:r>
-      <w:proofErr w:type="spellStart"/>
-      <w:r>
-        <w:t>akan</w:t>
-      </w:r>
-      <w:proofErr w:type="spellEnd"/>
-      <w:r>
-        <w:t xml:space="preserve"> </w:t>
-      </w:r>
-      <w:proofErr w:type="spellStart"/>
-      <w:r>
-        <w:t>bernilai</w:t>
-      </w:r>
-      <w:proofErr w:type="spellEnd"/>
-      <w:r>
-        <w:t xml:space="preserve"> </w:t>
-      </w:r>
-      <w:r>
-        <w:rPr>
-          <w:b/>
-          <w:bCs/>
-        </w:rPr>
-        <w:t>null</w:t>
-      </w:r>
-      <w:r>
-        <w:t xml:space="preserve">. Pada </w:t>
-      </w:r>
-      <w:proofErr w:type="spellStart"/>
-      <w:r>
-        <w:t>pernyataan</w:t>
-      </w:r>
-      <w:proofErr w:type="spellEnd"/>
-      <w:r>
-        <w:t xml:space="preserve"> </w:t>
-      </w:r>
-      <w:proofErr w:type="spellStart"/>
-      <w:r>
-        <w:t>kondisi</w:t>
-      </w:r>
-      <w:proofErr w:type="spellEnd"/>
-      <w:r>
-        <w:t xml:space="preserve"> </w:t>
-      </w:r>
-      <w:proofErr w:type="spellStart"/>
-      <w:r>
-        <w:t>tuliskan</w:t>
-      </w:r>
-      <w:proofErr w:type="spellEnd"/>
-      <w:r>
-        <w:t xml:space="preserve"> </w:t>
-      </w:r>
-      <w:proofErr w:type="gramStart"/>
-      <w:r>
-        <w:t xml:space="preserve">( </w:t>
-      </w:r>
-      <w:r>
-        <w:rPr>
-          <w:b/>
-          <w:bCs/>
-        </w:rPr>
-        <w:t>date</w:t>
-      </w:r>
-      <w:proofErr w:type="gramEnd"/>
-      <w:r>
-        <w:rPr>
-          <w:b/>
-          <w:bCs/>
-        </w:rPr>
-        <w:t xml:space="preserve"> is null and year is null and month is null and day is nu</w:t>
-      </w:r>
-      <w:r>
-        <w:t>ll)</w:t>
-      </w:r>
-    </w:p>
-    <w:p>
-      <w:pPr>
-        <w:pStyle w:val="ListParagraph"/>
-        <w:numPr>
-          <w:ilvl w:val="0"/>
-          <w:numId w:val="8"/>
-        </w:numPr>
-        <w:ind w:left="1701"/>
-      </w:pPr>
-      <w:proofErr w:type="spellStart"/>
-      <w:r>
-        <w:t>Hubungkan</w:t>
-      </w:r>
-      <w:proofErr w:type="spellEnd"/>
-      <w:r>
-        <w:t xml:space="preserve"> output </w:t>
-      </w:r>
-      <w:proofErr w:type="spellStart"/>
-      <w:r>
-        <w:t>dari</w:t>
-      </w:r>
-      <w:proofErr w:type="spellEnd"/>
-      <w:r>
-        <w:t xml:space="preserve"> filter rows </w:t>
-      </w:r>
-      <w:proofErr w:type="spellStart"/>
-      <w:r>
-        <w:t>menuju</w:t>
-      </w:r>
-      <w:proofErr w:type="spellEnd"/>
-      <w:r>
-        <w:t xml:space="preserve"> table output. </w:t>
-      </w:r>
-    </w:p>
-    <w:p>
-      <w:pPr>
-        <w:pStyle w:val="ListParagraph"/>
-        <w:numPr>
-          <w:ilvl w:val="0"/>
-          <w:numId w:val="8"/>
-        </w:numPr>
-        <w:ind w:left="1701"/>
-      </w:pPr>
-      <w:proofErr w:type="spellStart"/>
-      <w:r>
-        <w:t>Konfigurasi</w:t>
-      </w:r>
-      <w:proofErr w:type="spellEnd"/>
-      <w:r>
-        <w:t xml:space="preserve"> pada table output </w:t>
-      </w:r>
-      <w:proofErr w:type="spellStart"/>
-      <w:r>
-        <w:t>adalah</w:t>
-      </w:r>
-      <w:proofErr w:type="spellEnd"/>
-      <w:r>
-        <w:t xml:space="preserve"> </w:t>
-      </w:r>
-      <w:proofErr w:type="spellStart"/>
-      <w:r>
-        <w:t>memberikan</w:t>
-      </w:r>
-      <w:proofErr w:type="spellEnd"/>
-      <w:r>
-        <w:t xml:space="preserve"> </w:t>
-      </w:r>
-      <w:proofErr w:type="spellStart"/>
-      <w:r>
-        <w:t>koneksi</w:t>
-      </w:r>
-      <w:proofErr w:type="spellEnd"/>
-      <w:r>
-        <w:t xml:space="preserve"> pada </w:t>
-      </w:r>
-      <w:proofErr w:type="spellStart"/>
-      <w:r>
-        <w:t>conn_dw_destination</w:t>
-      </w:r>
-      <w:proofErr w:type="spellEnd"/>
-      <w:r>
-        <w:t xml:space="preserve"> </w:t>
-      </w:r>
-      <w:proofErr w:type="spellStart"/>
-      <w:r>
-        <w:t>dengan</w:t>
-      </w:r>
-      <w:proofErr w:type="spellEnd"/>
-      <w:r>
-        <w:t xml:space="preserve"> schema </w:t>
-      </w:r>
-      <w:proofErr w:type="spellStart"/>
-      <w:r>
-        <w:t>dw_legendvehicle</w:t>
-      </w:r>
-      <w:proofErr w:type="spellEnd"/>
-      <w:r>
-        <w:t xml:space="preserve"> dan table </w:t>
-      </w:r>
-      <w:proofErr w:type="spellStart"/>
-      <w:r>
-        <w:t>dimdate</w:t>
-      </w:r>
-      <w:proofErr w:type="spellEnd"/>
-      <w:r>
-        <w:t xml:space="preserve">. </w:t>
-      </w:r>
-    </w:p>
-    <w:p>
-      <w:pPr>
-        <w:pStyle w:val="ListParagraph"/>
-        <w:numPr>
-          <w:ilvl w:val="0"/>
-          <w:numId w:val="8"/>
-        </w:numPr>
-        <w:ind w:left="1701"/>
-      </w:pPr>
-      <w:proofErr w:type="spellStart"/>
-      <w:r>
-        <w:t>Aktifkan</w:t>
-      </w:r>
-      <w:proofErr w:type="spellEnd"/>
-      <w:r>
-        <w:t xml:space="preserve"> specify database fields. </w:t>
-      </w:r>
-    </w:p>
-    <w:p>
-      <w:pPr>
-        <w:pStyle w:val="ListParagraph"/>
-        <w:numPr>
-          <w:ilvl w:val="0"/>
-          <w:numId w:val="8"/>
-        </w:numPr>
-        <w:ind w:left="1701"/>
-      </w:pPr>
-      <w:r>
-        <w:t xml:space="preserve">Pada tab Database fields, mapping data input </w:t>
-      </w:r>
-      <w:proofErr w:type="spellStart"/>
-      <w:r>
-        <w:t>streamDate</w:t>
-      </w:r>
-      <w:proofErr w:type="spellEnd"/>
-      <w:r>
-        <w:t xml:space="preserve">, </w:t>
-      </w:r>
-      <w:proofErr w:type="spellStart"/>
-      <w:r>
-        <w:t>streamYear</w:t>
-      </w:r>
-      <w:proofErr w:type="spellEnd"/>
-      <w:r>
-        <w:t xml:space="preserve">, </w:t>
-      </w:r>
-      <w:proofErr w:type="spellStart"/>
-      <w:r>
-        <w:t>streamMonth</w:t>
-      </w:r>
-      <w:proofErr w:type="spellEnd"/>
-      <w:r>
-        <w:t xml:space="preserve"> dan </w:t>
-      </w:r>
-      <w:proofErr w:type="spellStart"/>
-      <w:r>
-        <w:t>streamDay</w:t>
-      </w:r>
-      <w:proofErr w:type="spellEnd"/>
-      <w:r>
-        <w:t xml:space="preserve"> </w:t>
-      </w:r>
-      <w:proofErr w:type="spellStart"/>
-      <w:r>
-        <w:t>dengan</w:t>
-      </w:r>
-      <w:proofErr w:type="spellEnd"/>
-      <w:r>
-        <w:t xml:space="preserve"> fields yang </w:t>
-      </w:r>
-      <w:proofErr w:type="spellStart"/>
-      <w:r>
-        <w:t>ada</w:t>
-      </w:r>
-      <w:proofErr w:type="spellEnd"/>
-      <w:r>
-        <w:t xml:space="preserve"> pada </w:t>
-      </w:r>
-      <w:proofErr w:type="spellStart"/>
-      <w:r>
-        <w:t>dimDate</w:t>
-      </w:r>
-      <w:proofErr w:type="spellEnd"/>
-      <w:r>
-        <w:t xml:space="preserve">. Pada </w:t>
-      </w:r>
-      <w:proofErr w:type="spellStart"/>
-      <w:r>
-        <w:t>tahapan</w:t>
-      </w:r>
-      <w:proofErr w:type="spellEnd"/>
-      <w:r>
-        <w:t xml:space="preserve"> </w:t>
-      </w:r>
-      <w:proofErr w:type="spellStart"/>
-      <w:r>
-        <w:t>ini</w:t>
-      </w:r>
-      <w:proofErr w:type="spellEnd"/>
-      <w:r>
-        <w:t xml:space="preserve"> </w:t>
-      </w:r>
-      <w:proofErr w:type="spellStart"/>
-      <w:r>
-        <w:t>akan</w:t>
-      </w:r>
-      <w:proofErr w:type="spellEnd"/>
-      <w:r>
-        <w:t xml:space="preserve"> </w:t>
-      </w:r>
-      <w:proofErr w:type="spellStart"/>
-      <w:r>
-        <w:t>dilakukan</w:t>
-      </w:r>
-      <w:proofErr w:type="spellEnd"/>
-      <w:r>
-        <w:t xml:space="preserve"> insert data </w:t>
-      </w:r>
-      <w:proofErr w:type="spellStart"/>
-      <w:r>
-        <w:t>menuju</w:t>
-      </w:r>
-      <w:proofErr w:type="spellEnd"/>
-      <w:r>
-        <w:t xml:space="preserve"> </w:t>
-      </w:r>
-      <w:proofErr w:type="spellStart"/>
-      <w:r>
-        <w:t>tabel</w:t>
-      </w:r>
-      <w:proofErr w:type="spellEnd"/>
-      <w:r>
-        <w:t xml:space="preserve"> </w:t>
-      </w:r>
-      <w:proofErr w:type="spellStart"/>
-      <w:r>
-        <w:t>dimDate</w:t>
-      </w:r>
-      <w:proofErr w:type="spellEnd"/>
-      <w:r>
-        <w:t>.</w:t>
-      </w:r>
-    </w:p>
-    <w:p>
-      <w:pPr>
-        <w:pStyle w:val="ListParagraph"/>
-        <w:numPr>
-          <w:ilvl w:val="0"/>
-          <w:numId w:val="8"/>
-        </w:numPr>
-        <w:ind w:left="1701"/>
-      </w:pPr>
-      <w:proofErr w:type="spellStart"/>
-      <w:r>
-        <w:t>cek</w:t>
-      </w:r>
-      <w:proofErr w:type="spellEnd"/>
-      <w:r>
-        <w:t xml:space="preserve"> </w:t>
-      </w:r>
-      <w:proofErr w:type="spellStart"/>
-      <w:r>
-        <w:t>isi</w:t>
-      </w:r>
-      <w:proofErr w:type="spellEnd"/>
-      <w:r>
-        <w:t xml:space="preserve"> table </w:t>
-      </w:r>
-      <w:proofErr w:type="spellStart"/>
-      <w:r>
-        <w:t>dimdate</w:t>
-      </w:r>
-      <w:proofErr w:type="spellEnd"/>
-      <w:r>
-        <w:t xml:space="preserve"> pada database. Jika </w:t>
-      </w:r>
-      <w:proofErr w:type="spellStart"/>
-      <w:r>
-        <w:t>sukses</w:t>
-      </w:r>
-      <w:proofErr w:type="spellEnd"/>
-      <w:r>
-        <w:t xml:space="preserve"> </w:t>
-      </w:r>
-      <w:proofErr w:type="spellStart"/>
-      <w:r>
-        <w:t>maka</w:t>
-      </w:r>
-      <w:proofErr w:type="spellEnd"/>
-      <w:r>
-        <w:t xml:space="preserve"> pada table </w:t>
-      </w:r>
-      <w:proofErr w:type="spellStart"/>
-      <w:r>
-        <w:t>dimdate</w:t>
-      </w:r>
-      <w:proofErr w:type="spellEnd"/>
-      <w:r>
-        <w:t xml:space="preserve"> </w:t>
-      </w:r>
-      <w:proofErr w:type="spellStart"/>
-      <w:r>
-        <w:t>akan</w:t>
-      </w:r>
-      <w:proofErr w:type="spellEnd"/>
-      <w:r>
-        <w:t xml:space="preserve"> </w:t>
-      </w:r>
-      <w:proofErr w:type="spellStart"/>
-      <w:r>
-        <w:t>terisi</w:t>
-      </w:r>
-      <w:proofErr w:type="spellEnd"/>
-      <w:r>
-        <w:t xml:space="preserve"> 1825 data.</w:t>
-      </w:r>
-    </w:p>
-    <w:p>
-      <w:pPr>
-        <w:pStyle w:val="ListParagraph"/>
-        <w:ind w:left="1701"/>
-      </w:pPr>
-    </w:p>
-    <w:p>
-      <w:pPr>
-        <w:pStyle w:val="ListParagraph"/>
-        <w:ind w:left="927"/>
+        <w:ind w:left="284"/>
         <w:rPr>
           <w:b/>
           <w:bCs/>
@@ -4801,6 +4586,7 @@
           <w:ilvl w:val="0"/>
           <w:numId w:val="12"/>
         </w:numPr>
+        <w:ind w:left="709"/>
       </w:pPr>
       <w:r>
         <w:t xml:space="preserve">Buka preview tab pada execution result area di </w:t>
@@ -4886,6 +4672,10 @@
         <w:t>.</w:t>
       </w:r>
     </w:p>
+    <w:p/>
+    <w:p/>
+    <w:p/>
+    <w:p/>
     <w:p>
       <w:pPr>
         <w:pStyle w:val="ListParagraph"/>
@@ -4931,6 +4721,7 @@
                 <w:sz w:val="24"/>
                 <w:szCs w:val="24"/>
               </w:rPr>
+              <w:lastRenderedPageBreak/>
               <w:t xml:space="preserve">Proses </w:t>
             </w:r>
             <w:proofErr w:type="spellStart"/>
@@ -5091,7 +4882,7 @@
                           <pic:cNvPicPr/>
                         </pic:nvPicPr>
                         <pic:blipFill>
-                          <a:blip r:embed="rId9"/>
+                          <a:blip r:embed="rId11"/>
                           <a:stretch>
                             <a:fillRect/>
                           </a:stretch>
@@ -5153,7 +4944,7 @@
                           <pic:cNvPicPr/>
                         </pic:nvPicPr>
                         <pic:blipFill>
-                          <a:blip r:embed="rId10"/>
+                          <a:blip r:embed="rId12"/>
                           <a:stretch>
                             <a:fillRect/>
                           </a:stretch>
@@ -5336,7 +5127,7 @@
                           <pic:cNvPicPr/>
                         </pic:nvPicPr>
                         <pic:blipFill>
-                          <a:blip r:embed="rId11"/>
+                          <a:blip r:embed="rId13"/>
                           <a:stretch>
                             <a:fillRect/>
                           </a:stretch>
@@ -5403,7 +5194,7 @@
                           <pic:cNvPicPr/>
                         </pic:nvPicPr>
                         <pic:blipFill rotWithShape="1">
-                          <a:blip r:embed="rId12"/>
+                          <a:blip r:embed="rId14"/>
                           <a:srcRect r="66286"/>
                           <a:stretch/>
                         </pic:blipFill>
@@ -5685,7 +5476,6 @@
                 <w:sz w:val="24"/>
                 <w:szCs w:val="24"/>
               </w:rPr>
-              <w:lastRenderedPageBreak/>
               <w:t>Database lookup</w:t>
             </w:r>
           </w:p>
@@ -5725,7 +5515,7 @@
                           <pic:cNvPicPr/>
                         </pic:nvPicPr>
                         <pic:blipFill>
-                          <a:blip r:embed="rId13"/>
+                          <a:blip r:embed="rId15"/>
                           <a:stretch>
                             <a:fillRect/>
                           </a:stretch>
@@ -5782,7 +5572,7 @@
                           <pic:cNvPicPr/>
                         </pic:nvPicPr>
                         <pic:blipFill>
-                          <a:blip r:embed="rId14"/>
+                          <a:blip r:embed="rId16"/>
                           <a:stretch>
                             <a:fillRect/>
                           </a:stretch>
@@ -6208,6 +5998,7 @@
                 <w:sz w:val="24"/>
                 <w:szCs w:val="24"/>
               </w:rPr>
+              <w:lastRenderedPageBreak/>
               <w:t>Filter rows</w:t>
             </w:r>
           </w:p>
@@ -6247,7 +6038,7 @@
                           <pic:cNvPicPr/>
                         </pic:nvPicPr>
                         <pic:blipFill>
-                          <a:blip r:embed="rId15"/>
+                          <a:blip r:embed="rId17"/>
                           <a:stretch>
                             <a:fillRect/>
                           </a:stretch>
@@ -6314,7 +6105,7 @@
                           <pic:cNvPicPr/>
                         </pic:nvPicPr>
                         <pic:blipFill>
-                          <a:blip r:embed="rId16"/>
+                          <a:blip r:embed="rId18"/>
                           <a:stretch>
                             <a:fillRect/>
                           </a:stretch>
@@ -6600,7 +6391,7 @@
                           <pic:cNvPicPr/>
                         </pic:nvPicPr>
                         <pic:blipFill>
-                          <a:blip r:embed="rId17"/>
+                          <a:blip r:embed="rId19"/>
                           <a:stretch>
                             <a:fillRect/>
                           </a:stretch>
@@ -6677,7 +6468,7 @@
                           <pic:cNvPicPr/>
                         </pic:nvPicPr>
                         <pic:blipFill>
-                          <a:blip r:embed="rId18"/>
+                          <a:blip r:embed="rId20"/>
                           <a:stretch>
                             <a:fillRect/>
                           </a:stretch>
@@ -7511,6 +7302,97 @@
     </w:lvl>
   </w:abstractNum>
   <w:abstractNum w:abstractNumId="6" w15:restartNumberingAfterBreak="0">
+    <w:nsid w:val="4B595842"/>
+    <w:multiLevelType w:val="hybridMultilevel"/>
+    <w:tmpl w:val="0FD0DD2A"/>
+    <w:lvl w:ilvl="0" w:tplc="C9E4EDEC">
+      <w:start w:val="1"/>
+      <w:numFmt w:val="upperLetter"/>
+      <w:lvlText w:val="%1."/>
+      <w:lvlJc w:val="left"/>
+      <w:pPr>
+        <w:ind w:left="720" w:hanging="360"/>
+      </w:pPr>
+      <w:rPr>
+        <w:rFonts w:hint="default"/>
+        <w:b/>
+        <w:sz w:val="36"/>
+      </w:rPr>
+    </w:lvl>
+    <w:lvl w:ilvl="1" w:tplc="38090019" w:tentative="1">
+      <w:start w:val="1"/>
+      <w:numFmt w:val="lowerLetter"/>
+      <w:lvlText w:val="%2."/>
+      <w:lvlJc w:val="left"/>
+      <w:pPr>
+        <w:ind w:left="1440" w:hanging="360"/>
+      </w:pPr>
+    </w:lvl>
+    <w:lvl w:ilvl="2" w:tplc="3809001B" w:tentative="1">
+      <w:start w:val="1"/>
+      <w:numFmt w:val="lowerRoman"/>
+      <w:lvlText w:val="%3."/>
+      <w:lvlJc w:val="right"/>
+      <w:pPr>
+        <w:ind w:left="2160" w:hanging="180"/>
+      </w:pPr>
+    </w:lvl>
+    <w:lvl w:ilvl="3" w:tplc="3809000F" w:tentative="1">
+      <w:start w:val="1"/>
+      <w:numFmt w:val="decimal"/>
+      <w:lvlText w:val="%4."/>
+      <w:lvlJc w:val="left"/>
+      <w:pPr>
+        <w:ind w:left="2880" w:hanging="360"/>
+      </w:pPr>
+    </w:lvl>
+    <w:lvl w:ilvl="4" w:tplc="38090019" w:tentative="1">
+      <w:start w:val="1"/>
+      <w:numFmt w:val="lowerLetter"/>
+      <w:lvlText w:val="%5."/>
+      <w:lvlJc w:val="left"/>
+      <w:pPr>
+        <w:ind w:left="3600" w:hanging="360"/>
+      </w:pPr>
+    </w:lvl>
+    <w:lvl w:ilvl="5" w:tplc="3809001B" w:tentative="1">
+      <w:start w:val="1"/>
+      <w:numFmt w:val="lowerRoman"/>
+      <w:lvlText w:val="%6."/>
+      <w:lvlJc w:val="right"/>
+      <w:pPr>
+        <w:ind w:left="4320" w:hanging="180"/>
+      </w:pPr>
+    </w:lvl>
+    <w:lvl w:ilvl="6" w:tplc="3809000F" w:tentative="1">
+      <w:start w:val="1"/>
+      <w:numFmt w:val="decimal"/>
+      <w:lvlText w:val="%7."/>
+      <w:lvlJc w:val="left"/>
+      <w:pPr>
+        <w:ind w:left="5040" w:hanging="360"/>
+      </w:pPr>
+    </w:lvl>
+    <w:lvl w:ilvl="7" w:tplc="38090019" w:tentative="1">
+      <w:start w:val="1"/>
+      <w:numFmt w:val="lowerLetter"/>
+      <w:lvlText w:val="%8."/>
+      <w:lvlJc w:val="left"/>
+      <w:pPr>
+        <w:ind w:left="5760" w:hanging="360"/>
+      </w:pPr>
+    </w:lvl>
+    <w:lvl w:ilvl="8" w:tplc="3809001B" w:tentative="1">
+      <w:start w:val="1"/>
+      <w:numFmt w:val="lowerRoman"/>
+      <w:lvlText w:val="%9."/>
+      <w:lvlJc w:val="right"/>
+      <w:pPr>
+        <w:ind w:left="6480" w:hanging="180"/>
+      </w:pPr>
+    </w:lvl>
+  </w:abstractNum>
+  <w:abstractNum w:abstractNumId="7" w15:restartNumberingAfterBreak="0">
     <w:nsid w:val="5A233C94"/>
     <w:multiLevelType w:val="hybridMultilevel"/>
     <w:tmpl w:val="00400AB2"/>
@@ -7600,7 +7482,7 @@
       </w:pPr>
     </w:lvl>
   </w:abstractNum>
-  <w:abstractNum w:abstractNumId="7" w15:restartNumberingAfterBreak="0">
+  <w:abstractNum w:abstractNumId="8" w15:restartNumberingAfterBreak="0">
     <w:nsid w:val="60740BE1"/>
     <w:multiLevelType w:val="hybridMultilevel"/>
     <w:tmpl w:val="5326519A"/>
@@ -7693,7 +7575,96 @@
       </w:pPr>
     </w:lvl>
   </w:abstractNum>
-  <w:abstractNum w:abstractNumId="8" w15:restartNumberingAfterBreak="0">
+  <w:abstractNum w:abstractNumId="9" w15:restartNumberingAfterBreak="0">
+    <w:nsid w:val="71C2778B"/>
+    <w:multiLevelType w:val="hybridMultilevel"/>
+    <w:tmpl w:val="DF4619E8"/>
+    <w:lvl w:ilvl="0" w:tplc="FFFFFFFF">
+      <w:start w:val="1"/>
+      <w:numFmt w:val="lowerLetter"/>
+      <w:lvlText w:val="%1."/>
+      <w:lvlJc w:val="left"/>
+      <w:pPr>
+        <w:ind w:left="2061" w:hanging="360"/>
+      </w:pPr>
+      <w:rPr>
+        <w:rFonts w:hint="default"/>
+      </w:rPr>
+    </w:lvl>
+    <w:lvl w:ilvl="1" w:tplc="FFFFFFFF" w:tentative="1">
+      <w:start w:val="1"/>
+      <w:numFmt w:val="lowerLetter"/>
+      <w:lvlText w:val="%2."/>
+      <w:lvlJc w:val="left"/>
+      <w:pPr>
+        <w:ind w:left="2781" w:hanging="360"/>
+      </w:pPr>
+    </w:lvl>
+    <w:lvl w:ilvl="2" w:tplc="FFFFFFFF" w:tentative="1">
+      <w:start w:val="1"/>
+      <w:numFmt w:val="lowerRoman"/>
+      <w:lvlText w:val="%3."/>
+      <w:lvlJc w:val="right"/>
+      <w:pPr>
+        <w:ind w:left="3501" w:hanging="180"/>
+      </w:pPr>
+    </w:lvl>
+    <w:lvl w:ilvl="3" w:tplc="FFFFFFFF" w:tentative="1">
+      <w:start w:val="1"/>
+      <w:numFmt w:val="decimal"/>
+      <w:lvlText w:val="%4."/>
+      <w:lvlJc w:val="left"/>
+      <w:pPr>
+        <w:ind w:left="4221" w:hanging="360"/>
+      </w:pPr>
+    </w:lvl>
+    <w:lvl w:ilvl="4" w:tplc="FFFFFFFF" w:tentative="1">
+      <w:start w:val="1"/>
+      <w:numFmt w:val="lowerLetter"/>
+      <w:lvlText w:val="%5."/>
+      <w:lvlJc w:val="left"/>
+      <w:pPr>
+        <w:ind w:left="4941" w:hanging="360"/>
+      </w:pPr>
+    </w:lvl>
+    <w:lvl w:ilvl="5" w:tplc="FFFFFFFF" w:tentative="1">
+      <w:start w:val="1"/>
+      <w:numFmt w:val="lowerRoman"/>
+      <w:lvlText w:val="%6."/>
+      <w:lvlJc w:val="right"/>
+      <w:pPr>
+        <w:ind w:left="5661" w:hanging="180"/>
+      </w:pPr>
+    </w:lvl>
+    <w:lvl w:ilvl="6" w:tplc="FFFFFFFF" w:tentative="1">
+      <w:start w:val="1"/>
+      <w:numFmt w:val="decimal"/>
+      <w:lvlText w:val="%7."/>
+      <w:lvlJc w:val="left"/>
+      <w:pPr>
+        <w:ind w:left="6381" w:hanging="360"/>
+      </w:pPr>
+    </w:lvl>
+    <w:lvl w:ilvl="7" w:tplc="FFFFFFFF" w:tentative="1">
+      <w:start w:val="1"/>
+      <w:numFmt w:val="lowerLetter"/>
+      <w:lvlText w:val="%8."/>
+      <w:lvlJc w:val="left"/>
+      <w:pPr>
+        <w:ind w:left="7101" w:hanging="360"/>
+      </w:pPr>
+    </w:lvl>
+    <w:lvl w:ilvl="8" w:tplc="FFFFFFFF" w:tentative="1">
+      <w:start w:val="1"/>
+      <w:numFmt w:val="lowerRoman"/>
+      <w:lvlText w:val="%9."/>
+      <w:lvlJc w:val="right"/>
+      <w:pPr>
+        <w:ind w:left="7821" w:hanging="180"/>
+      </w:pPr>
+    </w:lvl>
+  </w:abstractNum>
+  <w:abstractNum w:abstractNumId="10" w15:restartNumberingAfterBreak="0">
     <w:nsid w:val="744A0125"/>
     <w:multiLevelType w:val="hybridMultilevel"/>
     <w:tmpl w:val="4E9E9C8C"/>
@@ -7782,7 +7753,7 @@
       </w:pPr>
     </w:lvl>
   </w:abstractNum>
-  <w:abstractNum w:abstractNumId="9" w15:restartNumberingAfterBreak="0">
+  <w:abstractNum w:abstractNumId="11" w15:restartNumberingAfterBreak="0">
     <w:nsid w:val="7FA82244"/>
     <w:multiLevelType w:val="hybridMultilevel"/>
     <w:tmpl w:val="3926D832"/>
@@ -7872,7 +7843,7 @@
       </w:pPr>
     </w:lvl>
   </w:abstractNum>
-  <w:abstractNum w:abstractNumId="10" w15:restartNumberingAfterBreak="0">
+  <w:abstractNum w:abstractNumId="12" w15:restartNumberingAfterBreak="0">
     <w:nsid w:val="7FE96AFD"/>
     <w:multiLevelType w:val="hybridMultilevel"/>
     <w:tmpl w:val="FBD22F8C"/>
@@ -7994,7 +7965,7 @@
     </w:lvlOverride>
   </w:num>
   <w:num w:numId="2" w16cid:durableId="1365524204">
-    <w:abstractNumId w:val="6"/>
+    <w:abstractNumId w:val="7"/>
   </w:num>
   <w:num w:numId="3" w16cid:durableId="162163729">
     <w:abstractNumId w:val="4"/>
@@ -8006,13 +7977,13 @@
     <w:abstractNumId w:val="1"/>
   </w:num>
   <w:num w:numId="6" w16cid:durableId="2062778009">
-    <w:abstractNumId w:val="10"/>
+    <w:abstractNumId w:val="12"/>
   </w:num>
   <w:num w:numId="7" w16cid:durableId="1739206579">
     <w:abstractNumId w:val="2"/>
   </w:num>
   <w:num w:numId="8" w16cid:durableId="338697731">
-    <w:abstractNumId w:val="9"/>
+    <w:abstractNumId w:val="11"/>
   </w:num>
   <w:num w:numId="9" w16cid:durableId="818545505">
     <w:abstractNumId w:val="5"/>
@@ -8021,10 +7992,16 @@
     <w:abstractNumId w:val="3"/>
   </w:num>
   <w:num w:numId="11" w16cid:durableId="1353847051">
+    <w:abstractNumId w:val="10"/>
+  </w:num>
+  <w:num w:numId="12" w16cid:durableId="50464568">
     <w:abstractNumId w:val="8"/>
   </w:num>
-  <w:num w:numId="12" w16cid:durableId="50464568">
-    <w:abstractNumId w:val="7"/>
+  <w:num w:numId="13" w16cid:durableId="922764324">
+    <w:abstractNumId w:val="6"/>
+  </w:num>
+  <w:num w:numId="14" w16cid:durableId="1426265770">
+    <w:abstractNumId w:val="9"/>
   </w:num>
 </w:numbering>
 </file>
@@ -8632,6 +8609,7 @@
   <w:style w:type="character" w:default="1" w:styleId="DefaultParagraphFont">
     <w:name w:val="Default Paragraph Font"/>
     <w:uiPriority w:val="1"/>
+    <w:semiHidden/>
     <w:unhideWhenUsed/>
   </w:style>
   <w:style w:type="table" w:default="1" w:styleId="TableNormal">
